--- a/SKILL-11.docx
+++ b/SKILL-11.docx
@@ -20,29 +20,7 @@
           <w:sz w:val="28"/>
           <w:szCs w:val="28"/>
         </w:rPr>
-        <w:t xml:space="preserve">NAME: GURRALA HAREESH REDDY               ID NO:2400090155                        SEC </w:t>
-      </w:r>
-      <w:proofErr w:type="gramStart"/>
-      <w:r>
-        <w:rPr>
-          <w:b/>
-          <w:bCs/>
-          <w:color w:val="EE0000"/>
-          <w:sz w:val="28"/>
-          <w:szCs w:val="28"/>
-        </w:rPr>
-        <w:t>NO :</w:t>
-      </w:r>
-      <w:proofErr w:type="gramEnd"/>
-      <w:r>
-        <w:rPr>
-          <w:b/>
-          <w:bCs/>
-          <w:color w:val="EE0000"/>
-          <w:sz w:val="28"/>
-          <w:szCs w:val="28"/>
-        </w:rPr>
-        <w:t xml:space="preserve"> 06</w:t>
+        <w:t>NAME: GURRALA HAREESH REDDY               ID NO:2400090155                        SEC NO : 06</w:t>
       </w:r>
     </w:p>
     <w:p>
@@ -161,8 +139,6 @@
           <w:szCs w:val="32"/>
         </w:rPr>
       </w:pPr>
-      <w:proofErr w:type="spellStart"/>
-      <w:proofErr w:type="gramStart"/>
       <w:r>
         <w:rPr>
           <w:b/>
@@ -172,40 +148,126 @@
         </w:rPr>
         <w:t>package.json</w:t>
       </w:r>
-      <w:proofErr w:type="spellEnd"/>
-      <w:proofErr w:type="gramEnd"/>
-    </w:p>
-    <w:p>
-      <w:pPr>
-        <w:numPr>
-          <w:ilvl w:val="0"/>
-          <w:numId w:val="1"/>
-        </w:numPr>
-      </w:pPr>
-    </w:p>
-    <w:p>
-      <w:pPr>
-        <w:numPr>
-          <w:ilvl w:val="0"/>
-          <w:numId w:val="1"/>
-        </w:numPr>
-      </w:pPr>
-    </w:p>
-    <w:p>
-      <w:pPr>
-        <w:numPr>
-          <w:ilvl w:val="0"/>
-          <w:numId w:val="1"/>
-        </w:numPr>
-      </w:pPr>
-    </w:p>
-    <w:p>
-      <w:pPr>
-        <w:numPr>
-          <w:ilvl w:val="0"/>
-          <w:numId w:val="1"/>
-        </w:numPr>
-      </w:pPr>
+    </w:p>
+    <w:p>
+      <w:pPr>
+        <w:ind w:left="720"/>
+      </w:pPr>
+      <w:r>
+        <w:t>{</w:t>
+      </w:r>
+    </w:p>
+    <w:p>
+      <w:pPr>
+        <w:ind w:left="720"/>
+      </w:pPr>
+      <w:r>
+        <w:t xml:space="preserve">  "name": "skill-11",</w:t>
+      </w:r>
+    </w:p>
+    <w:p>
+      <w:pPr>
+        <w:ind w:left="720"/>
+      </w:pPr>
+      <w:r>
+        <w:t xml:space="preserve">  "version": "1.0.0",</w:t>
+      </w:r>
+    </w:p>
+    <w:p>
+      <w:pPr>
+        <w:ind w:left="720"/>
+      </w:pPr>
+      <w:r>
+        <w:t xml:space="preserve">  "private": true,</w:t>
+      </w:r>
+    </w:p>
+    <w:p>
+      <w:pPr>
+        <w:ind w:left="720"/>
+      </w:pPr>
+      <w:r>
+        <w:t xml:space="preserve">  "dependencies": {</w:t>
+      </w:r>
+    </w:p>
+    <w:p>
+      <w:pPr>
+        <w:ind w:left="720"/>
+      </w:pPr>
+      <w:r>
+        <w:t xml:space="preserve">    "react": "^18.0.0",</w:t>
+      </w:r>
+    </w:p>
+    <w:p>
+      <w:pPr>
+        <w:ind w:left="720"/>
+      </w:pPr>
+      <w:r>
+        <w:t xml:space="preserve">    "react-dom": "^18.0.0",</w:t>
+      </w:r>
+    </w:p>
+    <w:p>
+      <w:pPr>
+        <w:ind w:left="720"/>
+      </w:pPr>
+      <w:r>
+        <w:t xml:space="preserve">    "react-scripts": "5.0.1",</w:t>
+      </w:r>
+    </w:p>
+    <w:p>
+      <w:pPr>
+        <w:ind w:left="720"/>
+      </w:pPr>
+      <w:r>
+        <w:t xml:space="preserve">    "axios": "^1.6.0"</w:t>
+      </w:r>
+    </w:p>
+    <w:p>
+      <w:pPr>
+        <w:ind w:left="720"/>
+      </w:pPr>
+      <w:r>
+        <w:t xml:space="preserve">  },</w:t>
+      </w:r>
+    </w:p>
+    <w:p>
+      <w:pPr>
+        <w:ind w:left="720"/>
+      </w:pPr>
+      <w:r>
+        <w:t xml:space="preserve">  "scripts": {</w:t>
+      </w:r>
+    </w:p>
+    <w:p>
+      <w:pPr>
+        <w:ind w:left="720"/>
+      </w:pPr>
+      <w:r>
+        <w:t xml:space="preserve">    "start": "react-scripts start",</w:t>
+      </w:r>
+    </w:p>
+    <w:p>
+      <w:pPr>
+        <w:ind w:left="720"/>
+      </w:pPr>
+      <w:r>
+        <w:t xml:space="preserve">    "build": "react-scripts build"</w:t>
+      </w:r>
+    </w:p>
+    <w:p>
+      <w:pPr>
+        <w:ind w:left="720"/>
+      </w:pPr>
+      <w:r>
+        <w:t xml:space="preserve">  }</w:t>
+      </w:r>
+    </w:p>
+    <w:p>
+      <w:pPr>
+        <w:ind w:left="720"/>
+      </w:pPr>
+      <w:r>
+        <w:t>}</w:t>
+      </w:r>
     </w:p>
     <w:p>
       <w:pPr>
@@ -228,35 +290,92 @@
     </w:p>
     <w:p>
       <w:pPr>
-        <w:numPr>
-          <w:ilvl w:val="0"/>
-          <w:numId w:val="2"/>
-        </w:numPr>
-      </w:pPr>
-    </w:p>
-    <w:p>
-      <w:pPr>
-        <w:numPr>
-          <w:ilvl w:val="0"/>
-          <w:numId w:val="2"/>
-        </w:numPr>
-      </w:pPr>
-    </w:p>
-    <w:p>
-      <w:pPr>
-        <w:numPr>
-          <w:ilvl w:val="0"/>
-          <w:numId w:val="2"/>
-        </w:numPr>
-      </w:pPr>
-    </w:p>
-    <w:p>
-      <w:pPr>
-        <w:numPr>
-          <w:ilvl w:val="0"/>
-          <w:numId w:val="2"/>
-        </w:numPr>
-      </w:pPr>
+        <w:ind w:left="720"/>
+      </w:pPr>
+      <w:r>
+        <w:t>&lt;!DOCTYPE html&gt;</w:t>
+      </w:r>
+    </w:p>
+    <w:p>
+      <w:pPr>
+        <w:ind w:left="720"/>
+      </w:pPr>
+      <w:r>
+        <w:t>&lt;html lang="en"&gt;</w:t>
+      </w:r>
+    </w:p>
+    <w:p>
+      <w:pPr>
+        <w:ind w:left="720"/>
+      </w:pPr>
+      <w:r>
+        <w:t xml:space="preserve">  &lt;head&gt;</w:t>
+      </w:r>
+    </w:p>
+    <w:p>
+      <w:pPr>
+        <w:ind w:left="720"/>
+      </w:pPr>
+      <w:r>
+        <w:t xml:space="preserve">    &lt;meta charset="UTF-8" /&gt;</w:t>
+      </w:r>
+    </w:p>
+    <w:p>
+      <w:pPr>
+        <w:ind w:left="720"/>
+      </w:pPr>
+      <w:r>
+        <w:t xml:space="preserve">    &lt;title&gt;SKILL-11 React API Integration&lt;/title&gt;</w:t>
+      </w:r>
+    </w:p>
+    <w:p>
+      <w:pPr>
+        <w:ind w:left="720"/>
+      </w:pPr>
+      <w:r>
+        <w:lastRenderedPageBreak/>
+        <w:t xml:space="preserve">    &lt;meta name="viewport" content="width=device-width, initial-scale=1" /&gt;</w:t>
+      </w:r>
+    </w:p>
+    <w:p>
+      <w:pPr>
+        <w:ind w:left="720"/>
+      </w:pPr>
+      <w:r>
+        <w:t xml:space="preserve">  &lt;/head&gt;</w:t>
+      </w:r>
+    </w:p>
+    <w:p>
+      <w:pPr>
+        <w:ind w:left="720"/>
+      </w:pPr>
+      <w:r>
+        <w:t xml:space="preserve">  &lt;body&gt;</w:t>
+      </w:r>
+    </w:p>
+    <w:p>
+      <w:pPr>
+        <w:ind w:left="720"/>
+      </w:pPr>
+      <w:r>
+        <w:t xml:space="preserve">    &lt;div id="root"&gt;&lt;/div&gt;</w:t>
+      </w:r>
+    </w:p>
+    <w:p>
+      <w:pPr>
+        <w:ind w:left="720"/>
+      </w:pPr>
+      <w:r>
+        <w:t xml:space="preserve">  &lt;/body&gt;</w:t>
+      </w:r>
+    </w:p>
+    <w:p>
+      <w:pPr>
+        <w:ind w:left="720"/>
+      </w:pPr>
+      <w:r>
+        <w:t>&lt;/html&gt;</w:t>
+      </w:r>
     </w:p>
     <w:p>
       <w:pPr>
@@ -274,72 +393,146 @@
           <w:sz w:val="32"/>
           <w:szCs w:val="32"/>
         </w:rPr>
-        <w:t>public/</w:t>
-      </w:r>
-      <w:proofErr w:type="spellStart"/>
-      <w:r>
+        <w:t>public/users.json</w:t>
+      </w:r>
+    </w:p>
+    <w:p>
+      <w:pPr>
+        <w:ind w:left="720"/>
+      </w:pPr>
+      <w:r>
+        <w:t>[</w:t>
+      </w:r>
+    </w:p>
+    <w:p>
+      <w:pPr>
+        <w:ind w:left="720"/>
+      </w:pPr>
+      <w:r>
+        <w:t xml:space="preserve">  { "id":1,"name":"Hareesh","email":"hareesh@mail.com","phone":"9876543210"},</w:t>
+      </w:r>
+    </w:p>
+    <w:p>
+      <w:pPr>
+        <w:ind w:left="720"/>
+      </w:pPr>
+      <w:r>
+        <w:t xml:space="preserve">  { "id":2,"name":"Ravi","email":"ravi@mail.com","phone":"9876543211"},</w:t>
+      </w:r>
+    </w:p>
+    <w:p>
+      <w:pPr>
+        <w:ind w:left="720"/>
+      </w:pPr>
+      <w:r>
+        <w:t xml:space="preserve">  { "id":3,"name":"Anita","email":"anita@mail.com","phone":"9876543212"},</w:t>
+      </w:r>
+    </w:p>
+    <w:p>
+      <w:pPr>
+        <w:ind w:left="720"/>
+      </w:pPr>
+      <w:r>
+        <w:t xml:space="preserve">  { "id":4,"name":"Rahul","email":"rahul@mail.com","phone":"9876543213"},</w:t>
+      </w:r>
+    </w:p>
+    <w:p>
+      <w:pPr>
+        <w:ind w:left="720"/>
+      </w:pPr>
+      <w:r>
+        <w:t xml:space="preserve">  { "id":5,"name":"Meena","email":"meena@mail.com","phone":"9876543214"},</w:t>
+      </w:r>
+    </w:p>
+    <w:p>
+      <w:pPr>
+        <w:ind w:left="720"/>
+      </w:pPr>
+      <w:r>
+        <w:t xml:space="preserve">  { "id":6,"name":"Arjun","email":"arjun@mail.com","phone":"9876543215"}</w:t>
+      </w:r>
+    </w:p>
+    <w:p>
+      <w:pPr>
+        <w:ind w:left="720"/>
+      </w:pPr>
+      <w:r>
+        <w:t>]</w:t>
+      </w:r>
+    </w:p>
+    <w:p>
+      <w:pPr>
         <w:rPr>
           <w:b/>
           <w:bCs/>
           <w:sz w:val="32"/>
           <w:szCs w:val="32"/>
         </w:rPr>
-        <w:t>users.json</w:t>
-      </w:r>
-      <w:proofErr w:type="spellEnd"/>
-    </w:p>
-    <w:p>
-      <w:pPr>
-        <w:numPr>
-          <w:ilvl w:val="0"/>
-          <w:numId w:val="3"/>
-        </w:numPr>
-      </w:pPr>
-    </w:p>
-    <w:p>
-      <w:pPr>
-        <w:numPr>
-          <w:ilvl w:val="0"/>
-          <w:numId w:val="3"/>
-        </w:numPr>
-      </w:pPr>
-    </w:p>
-    <w:p>
-      <w:pPr>
-        <w:numPr>
-          <w:ilvl w:val="0"/>
-          <w:numId w:val="3"/>
-        </w:numPr>
-      </w:pPr>
-    </w:p>
-    <w:p>
-      <w:pPr>
-        <w:numPr>
-          <w:ilvl w:val="0"/>
-          <w:numId w:val="3"/>
-        </w:numPr>
-      </w:pPr>
-    </w:p>
-    <w:p>
-      <w:pPr>
+      </w:pPr>
+      <w:r>
         <w:rPr>
           <w:b/>
           <w:bCs/>
           <w:sz w:val="32"/>
           <w:szCs w:val="32"/>
         </w:rPr>
-      </w:pPr>
-      <w:proofErr w:type="spellStart"/>
-      <w:r>
+        <w:t>src/index.js</w:t>
+      </w:r>
+    </w:p>
+    <w:p>
+      <w:pPr>
+        <w:ind w:left="720"/>
+      </w:pPr>
+      <w:r>
+        <w:t>import React from "react";</w:t>
+      </w:r>
+    </w:p>
+    <w:p>
+      <w:pPr>
+        <w:ind w:left="720"/>
+      </w:pPr>
+      <w:r>
+        <w:t>import ReactDOM from "react-dom/client";</w:t>
+      </w:r>
+    </w:p>
+    <w:p>
+      <w:pPr>
+        <w:ind w:left="720"/>
+      </w:pPr>
+      <w:r>
+        <w:t>import App from "./App";</w:t>
+      </w:r>
+    </w:p>
+    <w:p>
+      <w:pPr>
+        <w:ind w:left="720"/>
+      </w:pPr>
+    </w:p>
+    <w:p>
+      <w:pPr>
+        <w:ind w:left="720"/>
+      </w:pPr>
+      <w:r>
+        <w:t>const root = ReactDOM.createRoot(document.getElementById("root"));</w:t>
+      </w:r>
+    </w:p>
+    <w:p>
+      <w:pPr>
+        <w:ind w:left="720"/>
+      </w:pPr>
+      <w:r>
+        <w:t>root.render(&lt;App /&gt;);</w:t>
+      </w:r>
+    </w:p>
+    <w:p>
+      <w:pPr>
         <w:rPr>
           <w:b/>
           <w:bCs/>
           <w:sz w:val="32"/>
           <w:szCs w:val="32"/>
         </w:rPr>
-        <w:t>src</w:t>
-      </w:r>
-      <w:proofErr w:type="spellEnd"/>
+      </w:pPr>
       <w:r>
         <w:rPr>
           <w:b/>
@@ -347,40 +540,74 @@
           <w:sz w:val="32"/>
           <w:szCs w:val="32"/>
         </w:rPr>
-        <w:t>/index.js</w:t>
-      </w:r>
-    </w:p>
-    <w:p>
-      <w:pPr>
-        <w:numPr>
-          <w:ilvl w:val="0"/>
-          <w:numId w:val="4"/>
-        </w:numPr>
-      </w:pPr>
-    </w:p>
-    <w:p>
-      <w:pPr>
-        <w:numPr>
-          <w:ilvl w:val="0"/>
-          <w:numId w:val="4"/>
-        </w:numPr>
-      </w:pPr>
-    </w:p>
-    <w:p>
-      <w:pPr>
-        <w:numPr>
-          <w:ilvl w:val="0"/>
-          <w:numId w:val="4"/>
-        </w:numPr>
-      </w:pPr>
-    </w:p>
-    <w:p>
-      <w:pPr>
-        <w:numPr>
-          <w:ilvl w:val="0"/>
-          <w:numId w:val="4"/>
-        </w:numPr>
-      </w:pPr>
+        <w:t>src/App.jsx</w:t>
+      </w:r>
+    </w:p>
+    <w:p>
+      <w:pPr>
+        <w:ind w:left="720"/>
+      </w:pPr>
+      <w:r>
+        <w:t>import React from "react";</w:t>
+      </w:r>
+    </w:p>
+    <w:p>
+      <w:pPr>
+        <w:ind w:left="720"/>
+      </w:pPr>
+      <w:r>
+        <w:t>import Dashboard from "./components/Dashboard";</w:t>
+      </w:r>
+    </w:p>
+    <w:p>
+      <w:pPr>
+        <w:ind w:left="720"/>
+      </w:pPr>
+      <w:r>
+        <w:t>import "./App.css";</w:t>
+      </w:r>
+    </w:p>
+    <w:p>
+      <w:pPr>
+        <w:ind w:left="720"/>
+      </w:pPr>
+    </w:p>
+    <w:p>
+      <w:pPr>
+        <w:ind w:left="720"/>
+      </w:pPr>
+      <w:r>
+        <w:t>function App() {</w:t>
+      </w:r>
+    </w:p>
+    <w:p>
+      <w:pPr>
+        <w:ind w:left="720"/>
+      </w:pPr>
+      <w:r>
+        <w:t xml:space="preserve">  return &lt;Dashboard /&gt;;</w:t>
+      </w:r>
+    </w:p>
+    <w:p>
+      <w:pPr>
+        <w:ind w:left="720"/>
+      </w:pPr>
+      <w:r>
+        <w:t>}</w:t>
+      </w:r>
+    </w:p>
+    <w:p>
+      <w:pPr>
+        <w:ind w:left="720"/>
+      </w:pPr>
+    </w:p>
+    <w:p>
+      <w:pPr>
+        <w:ind w:left="720"/>
+      </w:pPr>
+      <w:r>
+        <w:t>export default App;</w:t>
+      </w:r>
     </w:p>
     <w:p>
       <w:pPr>
@@ -391,7 +618,6 @@
           <w:szCs w:val="32"/>
         </w:rPr>
       </w:pPr>
-      <w:proofErr w:type="spellStart"/>
       <w:r>
         <w:rPr>
           <w:b/>
@@ -399,19 +625,637 @@
           <w:sz w:val="32"/>
           <w:szCs w:val="32"/>
         </w:rPr>
-        <w:t>src</w:t>
-      </w:r>
-      <w:proofErr w:type="spellEnd"/>
-      <w:r>
+        <w:lastRenderedPageBreak/>
+        <w:t>src/App.css</w:t>
+      </w:r>
+    </w:p>
+    <w:p>
+      <w:pPr>
+        <w:ind w:left="720"/>
+      </w:pPr>
+      <w:r>
+        <w:t>body {</w:t>
+      </w:r>
+    </w:p>
+    <w:p>
+      <w:pPr>
+        <w:ind w:left="720"/>
+      </w:pPr>
+      <w:r>
+        <w:t xml:space="preserve">  background: #f7f7f7;</w:t>
+      </w:r>
+    </w:p>
+    <w:p>
+      <w:pPr>
+        <w:ind w:left="720"/>
+      </w:pPr>
+      <w:r>
+        <w:t>}</w:t>
+      </w:r>
+    </w:p>
+    <w:p>
+      <w:pPr>
+        <w:ind w:left="720"/>
+      </w:pPr>
+      <w:r>
+        <w:t>.dashboard-container {</w:t>
+      </w:r>
+    </w:p>
+    <w:p>
+      <w:pPr>
+        <w:ind w:left="720"/>
+      </w:pPr>
+      <w:r>
+        <w:t xml:space="preserve">  max-width: 700px;</w:t>
+      </w:r>
+    </w:p>
+    <w:p>
+      <w:pPr>
+        <w:ind w:left="720"/>
+      </w:pPr>
+      <w:r>
+        <w:t xml:space="preserve">  margin: 40px auto;</w:t>
+      </w:r>
+    </w:p>
+    <w:p>
+      <w:pPr>
+        <w:ind w:left="720"/>
+      </w:pPr>
+      <w:r>
+        <w:t xml:space="preserve">  background: #fff;</w:t>
+      </w:r>
+    </w:p>
+    <w:p>
+      <w:pPr>
+        <w:ind w:left="720"/>
+      </w:pPr>
+      <w:r>
+        <w:t xml:space="preserve">  border-radius: 8px;</w:t>
+      </w:r>
+    </w:p>
+    <w:p>
+      <w:pPr>
+        <w:ind w:left="720"/>
+      </w:pPr>
+      <w:r>
+        <w:t xml:space="preserve">  box-shadow: 0 2px 8px #ccc;</w:t>
+      </w:r>
+    </w:p>
+    <w:p>
+      <w:pPr>
+        <w:ind w:left="720"/>
+      </w:pPr>
+      <w:r>
+        <w:t xml:space="preserve">  padding: 32px;</w:t>
+      </w:r>
+    </w:p>
+    <w:p>
+      <w:pPr>
+        <w:ind w:left="720"/>
+      </w:pPr>
+      <w:r>
+        <w:t xml:space="preserve">  text-align: center;</w:t>
+      </w:r>
+    </w:p>
+    <w:p>
+      <w:pPr>
+        <w:ind w:left="720"/>
+      </w:pPr>
+      <w:r>
+        <w:t>}</w:t>
+      </w:r>
+    </w:p>
+    <w:p>
+      <w:pPr>
+        <w:ind w:left="720"/>
+      </w:pPr>
+      <w:r>
+        <w:t>.nav-buttons {</w:t>
+      </w:r>
+    </w:p>
+    <w:p>
+      <w:pPr>
+        <w:ind w:left="720"/>
+      </w:pPr>
+      <w:r>
+        <w:t xml:space="preserve">  margin-bottom: 24px;</w:t>
+      </w:r>
+    </w:p>
+    <w:p>
+      <w:pPr>
+        <w:ind w:left="720"/>
+      </w:pPr>
+      <w:r>
+        <w:t>}</w:t>
+      </w:r>
+    </w:p>
+    <w:p>
+      <w:pPr>
+        <w:ind w:left="720"/>
+      </w:pPr>
+      <w:r>
+        <w:t>.nav-buttons button {</w:t>
+      </w:r>
+    </w:p>
+    <w:p>
+      <w:pPr>
+        <w:ind w:left="720"/>
+      </w:pPr>
+      <w:r>
+        <w:t xml:space="preserve">  margin: 0 8px;</w:t>
+      </w:r>
+    </w:p>
+    <w:p>
+      <w:pPr>
+        <w:ind w:left="720"/>
+      </w:pPr>
+      <w:r>
+        <w:t xml:space="preserve">  padding: 10px 24px;</w:t>
+      </w:r>
+    </w:p>
+    <w:p>
+      <w:pPr>
+        <w:ind w:left="720"/>
+      </w:pPr>
+      <w:r>
+        <w:t xml:space="preserve">  border: none;</w:t>
+      </w:r>
+    </w:p>
+    <w:p>
+      <w:pPr>
+        <w:ind w:left="720"/>
+      </w:pPr>
+      <w:r>
+        <w:t xml:space="preserve">  border-radius: 4px;</w:t>
+      </w:r>
+    </w:p>
+    <w:p>
+      <w:pPr>
+        <w:ind w:left="720"/>
+      </w:pPr>
+      <w:r>
+        <w:t xml:space="preserve">  background: #1976d2;</w:t>
+      </w:r>
+    </w:p>
+    <w:p>
+      <w:pPr>
+        <w:ind w:left="720"/>
+      </w:pPr>
+      <w:r>
+        <w:t xml:space="preserve">  color: #fff;</w:t>
+      </w:r>
+    </w:p>
+    <w:p>
+      <w:pPr>
+        <w:ind w:left="720"/>
+      </w:pPr>
+      <w:r>
+        <w:t xml:space="preserve">  font-size: 16px;</w:t>
+      </w:r>
+    </w:p>
+    <w:p>
+      <w:pPr>
+        <w:ind w:left="720"/>
+      </w:pPr>
+      <w:r>
+        <w:t xml:space="preserve">  cursor: pointer;</w:t>
+      </w:r>
+    </w:p>
+    <w:p>
+      <w:pPr>
+        <w:ind w:left="720"/>
+      </w:pPr>
+      <w:r>
+        <w:t xml:space="preserve">  transition: background 0.2s;</w:t>
+      </w:r>
+    </w:p>
+    <w:p>
+      <w:pPr>
+        <w:ind w:left="720"/>
+      </w:pPr>
+      <w:r>
+        <w:t>}</w:t>
+      </w:r>
+    </w:p>
+    <w:p>
+      <w:pPr>
+        <w:ind w:left="720"/>
+      </w:pPr>
+      <w:r>
+        <w:t>.nav-buttons button:hover {</w:t>
+      </w:r>
+    </w:p>
+    <w:p>
+      <w:pPr>
+        <w:ind w:left="720"/>
+      </w:pPr>
+      <w:r>
+        <w:t xml:space="preserve">  background: #1565c0;</w:t>
+      </w:r>
+    </w:p>
+    <w:p>
+      <w:pPr>
+        <w:ind w:left="720"/>
+      </w:pPr>
+      <w:r>
+        <w:t>}</w:t>
+      </w:r>
+    </w:p>
+    <w:p>
+      <w:pPr>
+        <w:ind w:left="720"/>
+      </w:pPr>
+      <w:r>
+        <w:t>.page-content {</w:t>
+      </w:r>
+    </w:p>
+    <w:p>
+      <w:pPr>
+        <w:ind w:left="720"/>
+      </w:pPr>
+      <w:r>
+        <w:t xml:space="preserve">  margin-top: 24px;</w:t>
+      </w:r>
+    </w:p>
+    <w:p>
+      <w:pPr>
+        <w:ind w:left="720"/>
+      </w:pPr>
+      <w:r>
+        <w:t>}</w:t>
+      </w:r>
+    </w:p>
+    <w:p>
+      <w:pPr>
+        <w:ind w:left="720"/>
+      </w:pPr>
+      <w:r>
+        <w:lastRenderedPageBreak/>
+        <w:t>.user-table {</w:t>
+      </w:r>
+    </w:p>
+    <w:p>
+      <w:pPr>
+        <w:ind w:left="720"/>
+      </w:pPr>
+      <w:r>
+        <w:t xml:space="preserve">  margin: 0 auto;</w:t>
+      </w:r>
+    </w:p>
+    <w:p>
+      <w:pPr>
+        <w:ind w:left="720"/>
+      </w:pPr>
+      <w:r>
+        <w:t xml:space="preserve">  border-collapse: collapse;</w:t>
+      </w:r>
+    </w:p>
+    <w:p>
+      <w:pPr>
+        <w:ind w:left="720"/>
+      </w:pPr>
+      <w:r>
+        <w:t xml:space="preserve">  width: 90%;</w:t>
+      </w:r>
+    </w:p>
+    <w:p>
+      <w:pPr>
+        <w:ind w:left="720"/>
+      </w:pPr>
+      <w:r>
+        <w:t xml:space="preserve">  background: #fafafa;</w:t>
+      </w:r>
+    </w:p>
+    <w:p>
+      <w:pPr>
+        <w:ind w:left="720"/>
+      </w:pPr>
+      <w:r>
+        <w:t>}</w:t>
+      </w:r>
+    </w:p>
+    <w:p>
+      <w:pPr>
+        <w:ind w:left="720"/>
+      </w:pPr>
+      <w:r>
+        <w:t>.user-table th, .user-table td {</w:t>
+      </w:r>
+    </w:p>
+    <w:p>
+      <w:pPr>
+        <w:ind w:left="720"/>
+      </w:pPr>
+      <w:r>
+        <w:t xml:space="preserve">  border: 1px solid #bbb;</w:t>
+      </w:r>
+    </w:p>
+    <w:p>
+      <w:pPr>
+        <w:ind w:left="720"/>
+      </w:pPr>
+      <w:r>
+        <w:t xml:space="preserve">  padding: 8px 12px;</w:t>
+      </w:r>
+    </w:p>
+    <w:p>
+      <w:pPr>
+        <w:ind w:left="720"/>
+      </w:pPr>
+      <w:r>
+        <w:t xml:space="preserve">  text-align: left;</w:t>
+      </w:r>
+    </w:p>
+    <w:p>
+      <w:pPr>
+        <w:ind w:left="720"/>
+      </w:pPr>
+      <w:r>
+        <w:t>}</w:t>
+      </w:r>
+    </w:p>
+    <w:p>
+      <w:pPr>
+        <w:ind w:left="720"/>
+      </w:pPr>
+      <w:r>
+        <w:t>.user-table th {</w:t>
+      </w:r>
+    </w:p>
+    <w:p>
+      <w:pPr>
+        <w:ind w:left="720"/>
+      </w:pPr>
+      <w:r>
+        <w:t xml:space="preserve">  background: #e3e3e3;</w:t>
+      </w:r>
+    </w:p>
+    <w:p>
+      <w:pPr>
+        <w:ind w:left="720"/>
+      </w:pPr>
+      <w:r>
+        <w:t>}</w:t>
+      </w:r>
+    </w:p>
+    <w:p>
+      <w:pPr>
+        <w:ind w:left="720"/>
+      </w:pPr>
+      <w:r>
+        <w:t>.loader {</w:t>
+      </w:r>
+    </w:p>
+    <w:p>
+      <w:pPr>
+        <w:ind w:left="720"/>
+      </w:pPr>
+      <w:r>
+        <w:t xml:space="preserve">  color: #1976d2;</w:t>
+      </w:r>
+    </w:p>
+    <w:p>
+      <w:pPr>
+        <w:ind w:left="720"/>
+      </w:pPr>
+      <w:r>
+        <w:t xml:space="preserve">  font-weight: bold;</w:t>
+      </w:r>
+    </w:p>
+    <w:p>
+      <w:pPr>
+        <w:ind w:left="720"/>
+      </w:pPr>
+      <w:r>
+        <w:t xml:space="preserve">  margin: 16px;</w:t>
+      </w:r>
+    </w:p>
+    <w:p>
+      <w:pPr>
+        <w:ind w:left="720"/>
+      </w:pPr>
+      <w:r>
+        <w:t>}</w:t>
+      </w:r>
+    </w:p>
+    <w:p>
+      <w:pPr>
+        <w:ind w:left="720"/>
+      </w:pPr>
+      <w:r>
+        <w:t>.error {</w:t>
+      </w:r>
+    </w:p>
+    <w:p>
+      <w:pPr>
+        <w:ind w:left="720"/>
+      </w:pPr>
+      <w:r>
+        <w:t xml:space="preserve">  color: #d32f2f;</w:t>
+      </w:r>
+    </w:p>
+    <w:p>
+      <w:pPr>
+        <w:ind w:left="720"/>
+      </w:pPr>
+      <w:r>
+        <w:t xml:space="preserve">  font-weight: bold;</w:t>
+      </w:r>
+    </w:p>
+    <w:p>
+      <w:pPr>
+        <w:ind w:left="720"/>
+      </w:pPr>
+      <w:r>
+        <w:t xml:space="preserve">  margin: 16px;</w:t>
+      </w:r>
+    </w:p>
+    <w:p>
+      <w:pPr>
+        <w:ind w:left="720"/>
+      </w:pPr>
+      <w:r>
+        <w:t>}</w:t>
+      </w:r>
+    </w:p>
+    <w:p>
+      <w:pPr>
+        <w:ind w:left="720"/>
+      </w:pPr>
+      <w:r>
+        <w:t>.controls {</w:t>
+      </w:r>
+    </w:p>
+    <w:p>
+      <w:pPr>
+        <w:ind w:left="720"/>
+      </w:pPr>
+      <w:r>
+        <w:t xml:space="preserve">  margin-bottom: 16px;</w:t>
+      </w:r>
+    </w:p>
+    <w:p>
+      <w:pPr>
+        <w:ind w:left="720"/>
+      </w:pPr>
+      <w:r>
+        <w:t>}</w:t>
+      </w:r>
+    </w:p>
+    <w:p>
+      <w:pPr>
+        <w:ind w:left="720"/>
+      </w:pPr>
+      <w:r>
+        <w:t>.post-list {</w:t>
+      </w:r>
+    </w:p>
+    <w:p>
+      <w:pPr>
+        <w:ind w:left="720"/>
+      </w:pPr>
+      <w:r>
+        <w:t xml:space="preserve">  display: flex;</w:t>
+      </w:r>
+    </w:p>
+    <w:p>
+      <w:pPr>
+        <w:ind w:left="720"/>
+      </w:pPr>
+      <w:r>
+        <w:t xml:space="preserve">  flex-wrap: wrap;</w:t>
+      </w:r>
+    </w:p>
+    <w:p>
+      <w:pPr>
+        <w:ind w:left="720"/>
+      </w:pPr>
+      <w:r>
+        <w:t xml:space="preserve">  gap: 16px;</w:t>
+      </w:r>
+    </w:p>
+    <w:p>
+      <w:pPr>
+        <w:ind w:left="720"/>
+      </w:pPr>
+      <w:r>
+        <w:t xml:space="preserve">  justify-content: center;</w:t>
+      </w:r>
+    </w:p>
+    <w:p>
+      <w:pPr>
+        <w:ind w:left="720"/>
+      </w:pPr>
+      <w:r>
+        <w:t>}</w:t>
+      </w:r>
+    </w:p>
+    <w:p>
+      <w:pPr>
+        <w:ind w:left="720"/>
+      </w:pPr>
+      <w:r>
+        <w:lastRenderedPageBreak/>
+        <w:t>.post-card {</w:t>
+      </w:r>
+    </w:p>
+    <w:p>
+      <w:pPr>
+        <w:ind w:left="720"/>
+      </w:pPr>
+      <w:r>
+        <w:t xml:space="preserve">  background: #f5f5f5;</w:t>
+      </w:r>
+    </w:p>
+    <w:p>
+      <w:pPr>
+        <w:ind w:left="720"/>
+      </w:pPr>
+      <w:r>
+        <w:t xml:space="preserve">  border-radius: 6px;</w:t>
+      </w:r>
+    </w:p>
+    <w:p>
+      <w:pPr>
+        <w:ind w:left="720"/>
+      </w:pPr>
+      <w:r>
+        <w:t xml:space="preserve">  box-shadow: 0 1px 4px #ccc;</w:t>
+      </w:r>
+    </w:p>
+    <w:p>
+      <w:pPr>
+        <w:ind w:left="720"/>
+      </w:pPr>
+      <w:r>
+        <w:t xml:space="preserve">  padding: 16px;</w:t>
+      </w:r>
+    </w:p>
+    <w:p>
+      <w:pPr>
+        <w:ind w:left="720"/>
+      </w:pPr>
+      <w:r>
+        <w:t xml:space="preserve">  width: 260px;</w:t>
+      </w:r>
+    </w:p>
+    <w:p>
+      <w:pPr>
+        <w:ind w:left="720"/>
+      </w:pPr>
+      <w:r>
+        <w:t xml:space="preserve">  text-align: left;</w:t>
+      </w:r>
+    </w:p>
+    <w:p>
+      <w:pPr>
+        <w:ind w:left="720"/>
+      </w:pPr>
+      <w:r>
+        <w:t>}</w:t>
+      </w:r>
+    </w:p>
+    <w:p>
+      <w:pPr>
+        <w:ind w:left="720"/>
+      </w:pPr>
+      <w:r>
+        <w:t>.post-card h4 {</w:t>
+      </w:r>
+    </w:p>
+    <w:p>
+      <w:pPr>
+        <w:ind w:left="720"/>
+      </w:pPr>
+      <w:r>
+        <w:t xml:space="preserve">  margin: 0 0 8px 0;</w:t>
+      </w:r>
+    </w:p>
+    <w:p>
+      <w:pPr>
+        <w:ind w:left="720"/>
+      </w:pPr>
+      <w:r>
+        <w:t xml:space="preserve">  color: #1976d2;</w:t>
+      </w:r>
+    </w:p>
+    <w:p>
+      <w:pPr>
+        <w:ind w:left="720"/>
+      </w:pPr>
+      <w:r>
+        <w:t>}</w:t>
+      </w:r>
+    </w:p>
+    <w:p>
+      <w:pPr>
         <w:rPr>
           <w:b/>
           <w:bCs/>
           <w:sz w:val="32"/>
           <w:szCs w:val="32"/>
         </w:rPr>
-        <w:t>/</w:t>
-      </w:r>
-      <w:proofErr w:type="spellStart"/>
+      </w:pPr>
       <w:r>
         <w:rPr>
           <w:b/>
@@ -419,41 +1263,216 @@
           <w:sz w:val="32"/>
           <w:szCs w:val="32"/>
         </w:rPr>
-        <w:t>App.jsx</w:t>
-      </w:r>
-      <w:proofErr w:type="spellEnd"/>
-    </w:p>
-    <w:p>
-      <w:pPr>
-        <w:numPr>
-          <w:ilvl w:val="0"/>
-          <w:numId w:val="5"/>
-        </w:numPr>
-      </w:pPr>
-    </w:p>
-    <w:p>
-      <w:pPr>
-        <w:numPr>
-          <w:ilvl w:val="0"/>
-          <w:numId w:val="5"/>
-        </w:numPr>
-      </w:pPr>
-    </w:p>
-    <w:p>
-      <w:pPr>
-        <w:numPr>
-          <w:ilvl w:val="0"/>
-          <w:numId w:val="5"/>
-        </w:numPr>
-      </w:pPr>
-    </w:p>
-    <w:p>
-      <w:pPr>
-        <w:numPr>
-          <w:ilvl w:val="0"/>
-          <w:numId w:val="5"/>
-        </w:numPr>
-      </w:pPr>
+        <w:t>src/components/Dashboard.jsx</w:t>
+      </w:r>
+    </w:p>
+    <w:p>
+      <w:pPr>
+        <w:ind w:left="720"/>
+      </w:pPr>
+      <w:r>
+        <w:t>import React, { useState } from "react";</w:t>
+      </w:r>
+    </w:p>
+    <w:p>
+      <w:pPr>
+        <w:ind w:left="720"/>
+      </w:pPr>
+      <w:r>
+        <w:t>import LocalUserList from "./LocalUserList";</w:t>
+      </w:r>
+    </w:p>
+    <w:p>
+      <w:pPr>
+        <w:ind w:left="720"/>
+      </w:pPr>
+      <w:r>
+        <w:t>import UserList from "./UserList";</w:t>
+      </w:r>
+    </w:p>
+    <w:p>
+      <w:pPr>
+        <w:ind w:left="720"/>
+      </w:pPr>
+      <w:r>
+        <w:t>import FakePostList from "./FakePostList";</w:t>
+      </w:r>
+    </w:p>
+    <w:p>
+      <w:pPr>
+        <w:ind w:left="720"/>
+      </w:pPr>
+    </w:p>
+    <w:p>
+      <w:pPr>
+        <w:ind w:left="720"/>
+      </w:pPr>
+      <w:r>
+        <w:t>function Dashboard() {</w:t>
+      </w:r>
+    </w:p>
+    <w:p>
+      <w:pPr>
+        <w:ind w:left="720"/>
+      </w:pPr>
+      <w:r>
+        <w:t xml:space="preserve">  const [page, setPage] = useState("home");</w:t>
+      </w:r>
+    </w:p>
+    <w:p>
+      <w:pPr>
+        <w:ind w:left="720"/>
+      </w:pPr>
+    </w:p>
+    <w:p>
+      <w:pPr>
+        <w:ind w:left="720"/>
+      </w:pPr>
+      <w:r>
+        <w:t xml:space="preserve">  return (</w:t>
+      </w:r>
+    </w:p>
+    <w:p>
+      <w:pPr>
+        <w:ind w:left="720"/>
+      </w:pPr>
+      <w:r>
+        <w:t xml:space="preserve">    &lt;div className="dashboard-container"&gt;</w:t>
+      </w:r>
+    </w:p>
+    <w:p>
+      <w:pPr>
+        <w:ind w:left="720"/>
+      </w:pPr>
+      <w:r>
+        <w:t xml:space="preserve">      &lt;h2&gt;SKILL-11: React API Integration&lt;/h2&gt;</w:t>
+      </w:r>
+    </w:p>
+    <w:p>
+      <w:pPr>
+        <w:ind w:left="720"/>
+      </w:pPr>
+      <w:r>
+        <w:t xml:space="preserve">      &lt;div className="nav-buttons"&gt;</w:t>
+      </w:r>
+    </w:p>
+    <w:p>
+      <w:pPr>
+        <w:ind w:left="720"/>
+      </w:pPr>
+      <w:r>
+        <w:t xml:space="preserve">        &lt;button onClick={() =&gt; setPage("local")}&gt;Local Users&lt;/button&gt;</w:t>
+      </w:r>
+    </w:p>
+    <w:p>
+      <w:pPr>
+        <w:ind w:left="720"/>
+      </w:pPr>
+      <w:r>
+        <w:t xml:space="preserve">        &lt;button onClick={() =&gt; setPage("api")}&gt;Users API&lt;/button&gt;</w:t>
+      </w:r>
+    </w:p>
+    <w:p>
+      <w:pPr>
+        <w:ind w:left="720"/>
+      </w:pPr>
+      <w:r>
+        <w:t xml:space="preserve">        &lt;button onClick={() =&gt; setPage("fake")}&gt;Fake API Posts&lt;/button&gt;</w:t>
+      </w:r>
+    </w:p>
+    <w:p>
+      <w:pPr>
+        <w:ind w:left="720"/>
+      </w:pPr>
+      <w:r>
+        <w:t xml:space="preserve">      &lt;/div&gt;</w:t>
+      </w:r>
+    </w:p>
+    <w:p>
+      <w:pPr>
+        <w:ind w:left="720"/>
+      </w:pPr>
+      <w:r>
+        <w:t xml:space="preserve">      &lt;div className="page-content"&gt;</w:t>
+      </w:r>
+    </w:p>
+    <w:p>
+      <w:pPr>
+        <w:ind w:left="720"/>
+      </w:pPr>
+      <w:r>
+        <w:t xml:space="preserve">        {page === "local" &amp;&amp; &lt;LocalUserList /&gt;}</w:t>
+      </w:r>
+    </w:p>
+    <w:p>
+      <w:pPr>
+        <w:ind w:left="720"/>
+      </w:pPr>
+      <w:r>
+        <w:t xml:space="preserve">        {page === "api" &amp;&amp; &lt;UserList /&gt;}</w:t>
+      </w:r>
+    </w:p>
+    <w:p>
+      <w:pPr>
+        <w:ind w:left="720"/>
+      </w:pPr>
+      <w:r>
+        <w:t xml:space="preserve">        {page === "fake" &amp;&amp; &lt;FakePostList /&gt;}</w:t>
+      </w:r>
+    </w:p>
+    <w:p>
+      <w:pPr>
+        <w:ind w:left="720"/>
+      </w:pPr>
+      <w:r>
+        <w:lastRenderedPageBreak/>
+        <w:t xml:space="preserve">        {page === "home" &amp;&amp; &lt;div&gt;Select a section above.&lt;/div&gt;}</w:t>
+      </w:r>
+    </w:p>
+    <w:p>
+      <w:pPr>
+        <w:ind w:left="720"/>
+      </w:pPr>
+      <w:r>
+        <w:t xml:space="preserve">      &lt;/div&gt;</w:t>
+      </w:r>
+    </w:p>
+    <w:p>
+      <w:pPr>
+        <w:ind w:left="720"/>
+      </w:pPr>
+      <w:r>
+        <w:t xml:space="preserve">    &lt;/div&gt;</w:t>
+      </w:r>
+    </w:p>
+    <w:p>
+      <w:pPr>
+        <w:ind w:left="720"/>
+      </w:pPr>
+      <w:r>
+        <w:t xml:space="preserve">  );</w:t>
+      </w:r>
+    </w:p>
+    <w:p>
+      <w:pPr>
+        <w:ind w:left="720"/>
+      </w:pPr>
+      <w:r>
+        <w:t>}</w:t>
+      </w:r>
+    </w:p>
+    <w:p>
+      <w:pPr>
+        <w:ind w:left="720"/>
+      </w:pPr>
+    </w:p>
+    <w:p>
+      <w:pPr>
+        <w:ind w:left="720"/>
+      </w:pPr>
+      <w:r>
+        <w:t>export default Dashboard;</w:t>
+      </w:r>
     </w:p>
     <w:p>
       <w:pPr>
@@ -464,7 +1483,6 @@
           <w:szCs w:val="32"/>
         </w:rPr>
       </w:pPr>
-      <w:proofErr w:type="spellStart"/>
       <w:r>
         <w:rPr>
           <w:b/>
@@ -472,269 +1490,799 @@
           <w:sz w:val="32"/>
           <w:szCs w:val="32"/>
         </w:rPr>
-        <w:t>src</w:t>
-      </w:r>
-      <w:proofErr w:type="spellEnd"/>
-      <w:r>
+        <w:t>src/components/LocalUserList.jsx</w:t>
+      </w:r>
+    </w:p>
+    <w:p>
+      <w:pPr>
+        <w:ind w:left="720"/>
+      </w:pPr>
+      <w:r>
+        <w:t>import React, { useState, useEffect } from "react";</w:t>
+      </w:r>
+    </w:p>
+    <w:p>
+      <w:pPr>
+        <w:ind w:left="720"/>
+      </w:pPr>
+    </w:p>
+    <w:p>
+      <w:pPr>
+        <w:ind w:left="720"/>
+      </w:pPr>
+      <w:r>
+        <w:t>function LocalUserList() {</w:t>
+      </w:r>
+    </w:p>
+    <w:p>
+      <w:pPr>
+        <w:ind w:left="720"/>
+      </w:pPr>
+      <w:r>
+        <w:t xml:space="preserve">  const [users, setUsers] = useState([]);</w:t>
+      </w:r>
+    </w:p>
+    <w:p>
+      <w:pPr>
+        <w:ind w:left="720"/>
+      </w:pPr>
+      <w:r>
+        <w:t xml:space="preserve">  const [loading, setLoading] = useState(true);</w:t>
+      </w:r>
+    </w:p>
+    <w:p>
+      <w:pPr>
+        <w:ind w:left="720"/>
+      </w:pPr>
+      <w:r>
+        <w:t xml:space="preserve">  const [error, setError] = useState("");</w:t>
+      </w:r>
+    </w:p>
+    <w:p>
+      <w:pPr>
+        <w:ind w:left="720"/>
+      </w:pPr>
+    </w:p>
+    <w:p>
+      <w:pPr>
+        <w:ind w:left="720"/>
+      </w:pPr>
+      <w:r>
+        <w:t xml:space="preserve">  useEffect(() =&gt; {</w:t>
+      </w:r>
+    </w:p>
+    <w:p>
+      <w:pPr>
+        <w:ind w:left="720"/>
+      </w:pPr>
+      <w:r>
+        <w:t xml:space="preserve">    fetch("/users.json")</w:t>
+      </w:r>
+    </w:p>
+    <w:p>
+      <w:pPr>
+        <w:ind w:left="720"/>
+      </w:pPr>
+      <w:r>
+        <w:t xml:space="preserve">      .then((res) =&gt; {</w:t>
+      </w:r>
+    </w:p>
+    <w:p>
+      <w:pPr>
+        <w:ind w:left="720"/>
+      </w:pPr>
+      <w:r>
+        <w:t xml:space="preserve">        if (!res.ok) throw new Error("Failed to fetch local users");</w:t>
+      </w:r>
+    </w:p>
+    <w:p>
+      <w:pPr>
+        <w:ind w:left="720"/>
+      </w:pPr>
+      <w:r>
+        <w:t xml:space="preserve">        return res.json();</w:t>
+      </w:r>
+    </w:p>
+    <w:p>
+      <w:pPr>
+        <w:ind w:left="720"/>
+      </w:pPr>
+      <w:r>
+        <w:t xml:space="preserve">      })</w:t>
+      </w:r>
+    </w:p>
+    <w:p>
+      <w:pPr>
+        <w:ind w:left="720"/>
+      </w:pPr>
+      <w:r>
+        <w:t xml:space="preserve">      .then((data) =&gt; {</w:t>
+      </w:r>
+    </w:p>
+    <w:p>
+      <w:pPr>
+        <w:ind w:left="720"/>
+      </w:pPr>
+      <w:r>
+        <w:t xml:space="preserve">        setUsers(data);</w:t>
+      </w:r>
+    </w:p>
+    <w:p>
+      <w:pPr>
+        <w:ind w:left="720"/>
+      </w:pPr>
+      <w:r>
+        <w:t xml:space="preserve">        setLoading(false);</w:t>
+      </w:r>
+    </w:p>
+    <w:p>
+      <w:pPr>
+        <w:ind w:left="720"/>
+      </w:pPr>
+      <w:r>
+        <w:t xml:space="preserve">      })</w:t>
+      </w:r>
+    </w:p>
+    <w:p>
+      <w:pPr>
+        <w:ind w:left="720"/>
+      </w:pPr>
+      <w:r>
+        <w:t xml:space="preserve">      .catch((err) =&gt; {</w:t>
+      </w:r>
+    </w:p>
+    <w:p>
+      <w:pPr>
+        <w:ind w:left="720"/>
+      </w:pPr>
+      <w:r>
+        <w:t xml:space="preserve">        setError(err.message);</w:t>
+      </w:r>
+    </w:p>
+    <w:p>
+      <w:pPr>
+        <w:ind w:left="720"/>
+      </w:pPr>
+      <w:r>
+        <w:t xml:space="preserve">        setLoading(false);</w:t>
+      </w:r>
+    </w:p>
+    <w:p>
+      <w:pPr>
+        <w:ind w:left="720"/>
+      </w:pPr>
+      <w:r>
+        <w:t xml:space="preserve">      });</w:t>
+      </w:r>
+    </w:p>
+    <w:p>
+      <w:pPr>
+        <w:ind w:left="720"/>
+      </w:pPr>
+      <w:r>
+        <w:t xml:space="preserve">  }, []);</w:t>
+      </w:r>
+    </w:p>
+    <w:p>
+      <w:pPr>
+        <w:ind w:left="720"/>
+      </w:pPr>
+    </w:p>
+    <w:p>
+      <w:pPr>
+        <w:ind w:left="720"/>
+      </w:pPr>
+      <w:r>
+        <w:t xml:space="preserve">  if (loading) return &lt;div className="loader"&gt;Loading local users...&lt;/div&gt;;</w:t>
+      </w:r>
+    </w:p>
+    <w:p>
+      <w:pPr>
+        <w:ind w:left="720"/>
+      </w:pPr>
+      <w:r>
+        <w:t xml:space="preserve">  if (error) return &lt;div className="error"&gt;{error}&lt;/div&gt;;</w:t>
+      </w:r>
+    </w:p>
+    <w:p>
+      <w:pPr>
+        <w:ind w:left="720"/>
+      </w:pPr>
+    </w:p>
+    <w:p>
+      <w:pPr>
+        <w:ind w:left="720"/>
+      </w:pPr>
+      <w:r>
+        <w:t xml:space="preserve">  return (</w:t>
+      </w:r>
+    </w:p>
+    <w:p>
+      <w:pPr>
+        <w:ind w:left="720"/>
+      </w:pPr>
+      <w:r>
+        <w:t xml:space="preserve">    &lt;div&gt;</w:t>
+      </w:r>
+    </w:p>
+    <w:p>
+      <w:pPr>
+        <w:ind w:left="720"/>
+      </w:pPr>
+      <w:r>
+        <w:t xml:space="preserve">      &lt;h3&gt;Local Users&lt;/h3&gt;</w:t>
+      </w:r>
+    </w:p>
+    <w:p>
+      <w:pPr>
+        <w:ind w:left="720"/>
+      </w:pPr>
+      <w:r>
+        <w:t xml:space="preserve">      &lt;table className="user-table"&gt;</w:t>
+      </w:r>
+    </w:p>
+    <w:p>
+      <w:pPr>
+        <w:ind w:left="720"/>
+      </w:pPr>
+      <w:r>
+        <w:t xml:space="preserve">        &lt;thead&gt;</w:t>
+      </w:r>
+    </w:p>
+    <w:p>
+      <w:pPr>
+        <w:ind w:left="720"/>
+      </w:pPr>
+      <w:r>
+        <w:t xml:space="preserve">          &lt;tr&gt;</w:t>
+      </w:r>
+    </w:p>
+    <w:p>
+      <w:pPr>
+        <w:ind w:left="720"/>
+      </w:pPr>
+      <w:r>
+        <w:t xml:space="preserve">            &lt;th&gt;Name&lt;/th&gt;&lt;th&gt;Email&lt;/th&gt;&lt;th&gt;Phone&lt;/th&gt;</w:t>
+      </w:r>
+    </w:p>
+    <w:p>
+      <w:pPr>
+        <w:ind w:left="720"/>
+      </w:pPr>
+      <w:r>
+        <w:t xml:space="preserve">          &lt;/tr&gt;</w:t>
+      </w:r>
+    </w:p>
+    <w:p>
+      <w:pPr>
+        <w:ind w:left="720"/>
+      </w:pPr>
+      <w:r>
+        <w:t xml:space="preserve">        &lt;/thead&gt;</w:t>
+      </w:r>
+    </w:p>
+    <w:p>
+      <w:pPr>
+        <w:ind w:left="720"/>
+      </w:pPr>
+      <w:r>
+        <w:t xml:space="preserve">        &lt;tbody&gt;</w:t>
+      </w:r>
+    </w:p>
+    <w:p>
+      <w:pPr>
+        <w:ind w:left="720"/>
+      </w:pPr>
+      <w:r>
+        <w:t xml:space="preserve">          {users.map(u =&gt; (</w:t>
+      </w:r>
+    </w:p>
+    <w:p>
+      <w:pPr>
+        <w:ind w:left="720"/>
+      </w:pPr>
+      <w:r>
+        <w:t xml:space="preserve">            &lt;tr key={u.id}&gt;</w:t>
+      </w:r>
+    </w:p>
+    <w:p>
+      <w:pPr>
+        <w:ind w:left="720"/>
+      </w:pPr>
+      <w:r>
+        <w:t xml:space="preserve">              &lt;td&gt;{u.name}&lt;/td&gt;</w:t>
+      </w:r>
+    </w:p>
+    <w:p>
+      <w:pPr>
+        <w:ind w:left="720"/>
+      </w:pPr>
+      <w:r>
+        <w:t xml:space="preserve">              &lt;td&gt;{u.email}&lt;/td&gt;</w:t>
+      </w:r>
+    </w:p>
+    <w:p>
+      <w:pPr>
+        <w:ind w:left="720"/>
+      </w:pPr>
+      <w:r>
+        <w:t xml:space="preserve">              &lt;td&gt;{u.phone}&lt;/td&gt;</w:t>
+      </w:r>
+    </w:p>
+    <w:p>
+      <w:pPr>
+        <w:ind w:left="720"/>
+      </w:pPr>
+      <w:r>
+        <w:t xml:space="preserve">            &lt;/tr&gt;</w:t>
+      </w:r>
+    </w:p>
+    <w:p>
+      <w:pPr>
+        <w:ind w:left="720"/>
+      </w:pPr>
+      <w:r>
+        <w:t xml:space="preserve">          ))}</w:t>
+      </w:r>
+    </w:p>
+    <w:p>
+      <w:pPr>
+        <w:ind w:left="720"/>
+      </w:pPr>
+      <w:r>
+        <w:t xml:space="preserve">        &lt;/tbody&gt;</w:t>
+      </w:r>
+    </w:p>
+    <w:p>
+      <w:pPr>
+        <w:ind w:left="720"/>
+      </w:pPr>
+      <w:r>
+        <w:t xml:space="preserve">      &lt;/table&gt;</w:t>
+      </w:r>
+    </w:p>
+    <w:p>
+      <w:pPr>
+        <w:ind w:left="720"/>
+      </w:pPr>
+      <w:r>
+        <w:t xml:space="preserve">    &lt;/div&gt;</w:t>
+      </w:r>
+    </w:p>
+    <w:p>
+      <w:pPr>
+        <w:ind w:left="720"/>
+      </w:pPr>
+      <w:r>
+        <w:t xml:space="preserve">  );</w:t>
+      </w:r>
+    </w:p>
+    <w:p>
+      <w:pPr>
+        <w:ind w:left="720"/>
+      </w:pPr>
+      <w:r>
+        <w:t>}</w:t>
+      </w:r>
+    </w:p>
+    <w:p>
+      <w:pPr>
+        <w:ind w:left="720"/>
+      </w:pPr>
+    </w:p>
+    <w:p>
+      <w:pPr>
+        <w:ind w:left="720"/>
+      </w:pPr>
+      <w:r>
+        <w:t>export default LocalUserList;</w:t>
+      </w:r>
+    </w:p>
+    <w:p>
+      <w:pPr>
         <w:rPr>
           <w:b/>
           <w:bCs/>
           <w:sz w:val="32"/>
           <w:szCs w:val="32"/>
         </w:rPr>
-        <w:t>/App.css</w:t>
-      </w:r>
-    </w:p>
-    <w:p>
-      <w:pPr>
-        <w:numPr>
-          <w:ilvl w:val="0"/>
-          <w:numId w:val="6"/>
-        </w:numPr>
-      </w:pPr>
-    </w:p>
-    <w:p>
-      <w:pPr>
-        <w:numPr>
-          <w:ilvl w:val="0"/>
-          <w:numId w:val="6"/>
-        </w:numPr>
-      </w:pPr>
-    </w:p>
-    <w:p>
-      <w:pPr>
-        <w:numPr>
-          <w:ilvl w:val="0"/>
-          <w:numId w:val="6"/>
-        </w:numPr>
-      </w:pPr>
-    </w:p>
-    <w:p>
-      <w:pPr>
-        <w:numPr>
-          <w:ilvl w:val="0"/>
-          <w:numId w:val="6"/>
-        </w:numPr>
-      </w:pPr>
-    </w:p>
-    <w:p>
-      <w:pPr>
+      </w:pPr>
+      <w:r>
         <w:rPr>
           <w:b/>
           <w:bCs/>
           <w:sz w:val="32"/>
           <w:szCs w:val="32"/>
         </w:rPr>
-      </w:pPr>
-      <w:proofErr w:type="spellStart"/>
-      <w:r>
-        <w:rPr>
-          <w:b/>
-          <w:bCs/>
-          <w:sz w:val="32"/>
-          <w:szCs w:val="32"/>
-        </w:rPr>
-        <w:t>src</w:t>
-      </w:r>
-      <w:proofErr w:type="spellEnd"/>
-      <w:r>
-        <w:rPr>
-          <w:b/>
-          <w:bCs/>
-          <w:sz w:val="32"/>
-          <w:szCs w:val="32"/>
-        </w:rPr>
-        <w:t>/components/</w:t>
-      </w:r>
-      <w:proofErr w:type="spellStart"/>
-      <w:r>
-        <w:rPr>
-          <w:b/>
-          <w:bCs/>
-          <w:sz w:val="32"/>
-          <w:szCs w:val="32"/>
-        </w:rPr>
-        <w:t>Dashboard.jsx</w:t>
-      </w:r>
-      <w:proofErr w:type="spellEnd"/>
-    </w:p>
-    <w:p>
-      <w:pPr>
-        <w:numPr>
-          <w:ilvl w:val="0"/>
-          <w:numId w:val="7"/>
-        </w:numPr>
-      </w:pPr>
-    </w:p>
-    <w:p>
-      <w:pPr>
-        <w:numPr>
-          <w:ilvl w:val="0"/>
-          <w:numId w:val="7"/>
-        </w:numPr>
-      </w:pPr>
-    </w:p>
-    <w:p>
-      <w:pPr>
-        <w:numPr>
-          <w:ilvl w:val="0"/>
-          <w:numId w:val="7"/>
-        </w:numPr>
-      </w:pPr>
-    </w:p>
-    <w:p>
-      <w:pPr>
-        <w:numPr>
-          <w:ilvl w:val="0"/>
-          <w:numId w:val="7"/>
-        </w:numPr>
-      </w:pPr>
-    </w:p>
-    <w:p>
-      <w:pPr>
-        <w:rPr>
-          <w:b/>
-          <w:bCs/>
-          <w:sz w:val="32"/>
-          <w:szCs w:val="32"/>
-        </w:rPr>
-      </w:pPr>
-      <w:proofErr w:type="spellStart"/>
-      <w:r>
-        <w:rPr>
-          <w:b/>
-          <w:bCs/>
-          <w:sz w:val="32"/>
-          <w:szCs w:val="32"/>
-        </w:rPr>
-        <w:t>src</w:t>
-      </w:r>
-      <w:proofErr w:type="spellEnd"/>
-      <w:r>
-        <w:rPr>
-          <w:b/>
-          <w:bCs/>
-          <w:sz w:val="32"/>
-          <w:szCs w:val="32"/>
-        </w:rPr>
-        <w:t>/components/</w:t>
-      </w:r>
-      <w:proofErr w:type="spellStart"/>
-      <w:r>
-        <w:rPr>
-          <w:b/>
-          <w:bCs/>
-          <w:sz w:val="32"/>
-          <w:szCs w:val="32"/>
-        </w:rPr>
-        <w:t>LocalUserList.jsx</w:t>
-      </w:r>
-      <w:proofErr w:type="spellEnd"/>
-    </w:p>
-    <w:p>
-      <w:pPr>
-        <w:numPr>
-          <w:ilvl w:val="0"/>
-          <w:numId w:val="8"/>
-        </w:numPr>
-      </w:pPr>
-    </w:p>
-    <w:p>
-      <w:pPr>
-        <w:numPr>
-          <w:ilvl w:val="0"/>
-          <w:numId w:val="8"/>
-        </w:numPr>
-      </w:pPr>
-    </w:p>
-    <w:p>
-      <w:pPr>
-        <w:numPr>
-          <w:ilvl w:val="0"/>
-          <w:numId w:val="8"/>
-        </w:numPr>
-      </w:pPr>
-    </w:p>
-    <w:p>
-      <w:pPr>
-        <w:numPr>
-          <w:ilvl w:val="0"/>
-          <w:numId w:val="8"/>
-        </w:numPr>
-      </w:pPr>
-    </w:p>
-    <w:p>
-      <w:pPr>
-        <w:rPr>
-          <w:b/>
-          <w:bCs/>
-          <w:sz w:val="32"/>
-          <w:szCs w:val="32"/>
-        </w:rPr>
-      </w:pPr>
-      <w:proofErr w:type="spellStart"/>
-      <w:r>
-        <w:rPr>
-          <w:b/>
-          <w:bCs/>
-          <w:sz w:val="32"/>
-          <w:szCs w:val="32"/>
-        </w:rPr>
-        <w:t>src</w:t>
-      </w:r>
-      <w:proofErr w:type="spellEnd"/>
-      <w:r>
-        <w:rPr>
-          <w:b/>
-          <w:bCs/>
-          <w:sz w:val="32"/>
-          <w:szCs w:val="32"/>
-        </w:rPr>
-        <w:t>/components/</w:t>
-      </w:r>
-      <w:proofErr w:type="spellStart"/>
-      <w:r>
-        <w:rPr>
-          <w:b/>
-          <w:bCs/>
-          <w:sz w:val="32"/>
-          <w:szCs w:val="32"/>
-        </w:rPr>
-        <w:t>UserList.jsx</w:t>
-      </w:r>
-      <w:proofErr w:type="spellEnd"/>
-    </w:p>
-    <w:p>
-      <w:pPr>
-        <w:numPr>
-          <w:ilvl w:val="0"/>
-          <w:numId w:val="9"/>
-        </w:numPr>
-      </w:pPr>
-    </w:p>
-    <w:p>
-      <w:pPr>
-        <w:numPr>
-          <w:ilvl w:val="0"/>
-          <w:numId w:val="9"/>
-        </w:numPr>
-      </w:pPr>
-    </w:p>
-    <w:p>
-      <w:pPr>
-        <w:numPr>
-          <w:ilvl w:val="0"/>
-          <w:numId w:val="9"/>
-        </w:numPr>
-      </w:pPr>
-    </w:p>
-    <w:p>
-      <w:pPr>
-        <w:numPr>
-          <w:ilvl w:val="0"/>
-          <w:numId w:val="9"/>
-        </w:numPr>
-      </w:pPr>
+        <w:t>src/components/UserList.jsx</w:t>
+      </w:r>
+    </w:p>
+    <w:p>
+      <w:pPr>
+        <w:ind w:left="720"/>
+      </w:pPr>
+      <w:r>
+        <w:t>import React, { useState, useEffect } from "react";</w:t>
+      </w:r>
+    </w:p>
+    <w:p>
+      <w:pPr>
+        <w:ind w:left="720"/>
+      </w:pPr>
+    </w:p>
+    <w:p>
+      <w:pPr>
+        <w:ind w:left="720"/>
+      </w:pPr>
+      <w:r>
+        <w:t>function UserList() {</w:t>
+      </w:r>
+    </w:p>
+    <w:p>
+      <w:pPr>
+        <w:ind w:left="720"/>
+      </w:pPr>
+      <w:r>
+        <w:t xml:space="preserve">  const [users, setUsers] = useState([]);</w:t>
+      </w:r>
+    </w:p>
+    <w:p>
+      <w:pPr>
+        <w:ind w:left="720"/>
+      </w:pPr>
+      <w:r>
+        <w:t xml:space="preserve">  const [loading, setLoading] = useState(true);</w:t>
+      </w:r>
+    </w:p>
+    <w:p>
+      <w:pPr>
+        <w:ind w:left="720"/>
+      </w:pPr>
+      <w:r>
+        <w:t xml:space="preserve">  const [error, setError] = useState("");</w:t>
+      </w:r>
+    </w:p>
+    <w:p>
+      <w:pPr>
+        <w:ind w:left="720"/>
+      </w:pPr>
+    </w:p>
+    <w:p>
+      <w:pPr>
+        <w:ind w:left="720"/>
+      </w:pPr>
+      <w:r>
+        <w:lastRenderedPageBreak/>
+        <w:t xml:space="preserve">  useEffect(() =&gt; {</w:t>
+      </w:r>
+    </w:p>
+    <w:p>
+      <w:pPr>
+        <w:ind w:left="720"/>
+      </w:pPr>
+      <w:r>
+        <w:t xml:space="preserve">    fetch("https://jsonplaceholder.typicode.com/users")</w:t>
+      </w:r>
+    </w:p>
+    <w:p>
+      <w:pPr>
+        <w:ind w:left="720"/>
+      </w:pPr>
+      <w:r>
+        <w:t xml:space="preserve">      .then((res) =&gt; {</w:t>
+      </w:r>
+    </w:p>
+    <w:p>
+      <w:pPr>
+        <w:ind w:left="720"/>
+      </w:pPr>
+      <w:r>
+        <w:t xml:space="preserve">        if (!res.ok) throw new Error("Failed to fetch API users");</w:t>
+      </w:r>
+    </w:p>
+    <w:p>
+      <w:pPr>
+        <w:ind w:left="720"/>
+      </w:pPr>
+      <w:r>
+        <w:t xml:space="preserve">        return res.json();</w:t>
+      </w:r>
+    </w:p>
+    <w:p>
+      <w:pPr>
+        <w:ind w:left="720"/>
+      </w:pPr>
+      <w:r>
+        <w:t xml:space="preserve">      })</w:t>
+      </w:r>
+    </w:p>
+    <w:p>
+      <w:pPr>
+        <w:ind w:left="720"/>
+      </w:pPr>
+      <w:r>
+        <w:t xml:space="preserve">      .then((data) =&gt; {</w:t>
+      </w:r>
+    </w:p>
+    <w:p>
+      <w:pPr>
+        <w:ind w:left="720"/>
+      </w:pPr>
+      <w:r>
+        <w:t xml:space="preserve">        setUsers(data);</w:t>
+      </w:r>
+    </w:p>
+    <w:p>
+      <w:pPr>
+        <w:ind w:left="720"/>
+      </w:pPr>
+      <w:r>
+        <w:t xml:space="preserve">        setLoading(false);</w:t>
+      </w:r>
+    </w:p>
+    <w:p>
+      <w:pPr>
+        <w:ind w:left="720"/>
+      </w:pPr>
+      <w:r>
+        <w:t xml:space="preserve">      })</w:t>
+      </w:r>
+    </w:p>
+    <w:p>
+      <w:pPr>
+        <w:ind w:left="720"/>
+      </w:pPr>
+      <w:r>
+        <w:t xml:space="preserve">      .catch((err) =&gt; {</w:t>
+      </w:r>
+    </w:p>
+    <w:p>
+      <w:pPr>
+        <w:ind w:left="720"/>
+      </w:pPr>
+      <w:r>
+        <w:t xml:space="preserve">        setError(err.message);</w:t>
+      </w:r>
+    </w:p>
+    <w:p>
+      <w:pPr>
+        <w:ind w:left="720"/>
+      </w:pPr>
+      <w:r>
+        <w:t xml:space="preserve">        setLoading(false);</w:t>
+      </w:r>
+    </w:p>
+    <w:p>
+      <w:pPr>
+        <w:ind w:left="720"/>
+      </w:pPr>
+      <w:r>
+        <w:t xml:space="preserve">      });</w:t>
+      </w:r>
+    </w:p>
+    <w:p>
+      <w:pPr>
+        <w:ind w:left="720"/>
+      </w:pPr>
+      <w:r>
+        <w:t xml:space="preserve">  }, []);</w:t>
+      </w:r>
+    </w:p>
+    <w:p>
+      <w:pPr>
+        <w:ind w:left="720"/>
+      </w:pPr>
+    </w:p>
+    <w:p>
+      <w:pPr>
+        <w:ind w:left="720"/>
+      </w:pPr>
+      <w:r>
+        <w:t xml:space="preserve">  if (loading) return &lt;div className="loader"&gt;Loading API users...&lt;/div&gt;;</w:t>
+      </w:r>
+    </w:p>
+    <w:p>
+      <w:pPr>
+        <w:ind w:left="720"/>
+      </w:pPr>
+      <w:r>
+        <w:t xml:space="preserve">  if (error) return &lt;div className="error"&gt;{error}&lt;/div&gt;;</w:t>
+      </w:r>
+    </w:p>
+    <w:p>
+      <w:pPr>
+        <w:ind w:left="720"/>
+      </w:pPr>
+    </w:p>
+    <w:p>
+      <w:pPr>
+        <w:ind w:left="720"/>
+      </w:pPr>
+      <w:r>
+        <w:t xml:space="preserve">  return (</w:t>
+      </w:r>
+    </w:p>
+    <w:p>
+      <w:pPr>
+        <w:ind w:left="720"/>
+      </w:pPr>
+      <w:r>
+        <w:t xml:space="preserve">    &lt;div&gt;</w:t>
+      </w:r>
+    </w:p>
+    <w:p>
+      <w:pPr>
+        <w:ind w:left="720"/>
+      </w:pPr>
+      <w:r>
+        <w:t xml:space="preserve">      &lt;h3&gt;Users API&lt;/h3&gt;</w:t>
+      </w:r>
+    </w:p>
+    <w:p>
+      <w:pPr>
+        <w:ind w:left="720"/>
+      </w:pPr>
+      <w:r>
+        <w:t xml:space="preserve">      &lt;table className="user-table"&gt;</w:t>
+      </w:r>
+    </w:p>
+    <w:p>
+      <w:pPr>
+        <w:ind w:left="720"/>
+      </w:pPr>
+      <w:r>
+        <w:t xml:space="preserve">        &lt;thead&gt;</w:t>
+      </w:r>
+    </w:p>
+    <w:p>
+      <w:pPr>
+        <w:ind w:left="720"/>
+      </w:pPr>
+      <w:r>
+        <w:t xml:space="preserve">          &lt;tr&gt;</w:t>
+      </w:r>
+    </w:p>
+    <w:p>
+      <w:pPr>
+        <w:ind w:left="720"/>
+      </w:pPr>
+      <w:r>
+        <w:t xml:space="preserve">            &lt;th&gt;Name&lt;/th&gt;&lt;th&gt;Email&lt;/th&gt;&lt;th&gt;Phone&lt;/th&gt;</w:t>
+      </w:r>
+    </w:p>
+    <w:p>
+      <w:pPr>
+        <w:ind w:left="720"/>
+      </w:pPr>
+      <w:r>
+        <w:t xml:space="preserve">          &lt;/tr&gt;</w:t>
+      </w:r>
+    </w:p>
+    <w:p>
+      <w:pPr>
+        <w:ind w:left="720"/>
+      </w:pPr>
+      <w:r>
+        <w:t xml:space="preserve">        &lt;/thead&gt;</w:t>
+      </w:r>
+    </w:p>
+    <w:p>
+      <w:pPr>
+        <w:ind w:left="720"/>
+      </w:pPr>
+      <w:r>
+        <w:t xml:space="preserve">        &lt;tbody&gt;</w:t>
+      </w:r>
+    </w:p>
+    <w:p>
+      <w:pPr>
+        <w:ind w:left="720"/>
+      </w:pPr>
+      <w:r>
+        <w:t xml:space="preserve">          {users.map(u =&gt; (</w:t>
+      </w:r>
+    </w:p>
+    <w:p>
+      <w:pPr>
+        <w:ind w:left="720"/>
+      </w:pPr>
+      <w:r>
+        <w:t xml:space="preserve">            &lt;tr key={u.id}&gt;</w:t>
+      </w:r>
+    </w:p>
+    <w:p>
+      <w:pPr>
+        <w:ind w:left="720"/>
+      </w:pPr>
+      <w:r>
+        <w:t xml:space="preserve">              &lt;td&gt;{u.name}&lt;/td&gt;</w:t>
+      </w:r>
+    </w:p>
+    <w:p>
+      <w:pPr>
+        <w:ind w:left="720"/>
+      </w:pPr>
+      <w:r>
+        <w:t xml:space="preserve">              &lt;td&gt;{u.email}&lt;/td&gt;</w:t>
+      </w:r>
+    </w:p>
+    <w:p>
+      <w:pPr>
+        <w:ind w:left="720"/>
+      </w:pPr>
+      <w:r>
+        <w:lastRenderedPageBreak/>
+        <w:t xml:space="preserve">              &lt;td&gt;{u.phone}&lt;/td&gt;</w:t>
+      </w:r>
+    </w:p>
+    <w:p>
+      <w:pPr>
+        <w:ind w:left="720"/>
+      </w:pPr>
+      <w:r>
+        <w:t xml:space="preserve">            &lt;/tr&gt;</w:t>
+      </w:r>
+    </w:p>
+    <w:p>
+      <w:pPr>
+        <w:ind w:left="720"/>
+      </w:pPr>
+      <w:r>
+        <w:t xml:space="preserve">          ))}</w:t>
+      </w:r>
+    </w:p>
+    <w:p>
+      <w:pPr>
+        <w:ind w:left="720"/>
+      </w:pPr>
+      <w:r>
+        <w:t xml:space="preserve">        &lt;/tbody&gt;</w:t>
+      </w:r>
+    </w:p>
+    <w:p>
+      <w:pPr>
+        <w:ind w:left="720"/>
+      </w:pPr>
+      <w:r>
+        <w:t xml:space="preserve">      &lt;/table&gt;</w:t>
+      </w:r>
+    </w:p>
+    <w:p>
+      <w:pPr>
+        <w:ind w:left="720"/>
+      </w:pPr>
+      <w:r>
+        <w:t xml:space="preserve">    &lt;/div&gt;</w:t>
+      </w:r>
+    </w:p>
+    <w:p>
+      <w:pPr>
+        <w:ind w:left="720"/>
+      </w:pPr>
+      <w:r>
+        <w:t xml:space="preserve">  );</w:t>
+      </w:r>
+    </w:p>
+    <w:p>
+      <w:pPr>
+        <w:ind w:left="720"/>
+      </w:pPr>
+      <w:r>
+        <w:t>}</w:t>
+      </w:r>
+    </w:p>
+    <w:p>
+      <w:pPr>
+        <w:ind w:left="720"/>
+      </w:pPr>
+    </w:p>
+    <w:p>
+      <w:pPr>
+        <w:ind w:left="720"/>
+      </w:pPr>
+      <w:r>
+        <w:t>export default UserList;</w:t>
+      </w:r>
     </w:p>
     <w:p>
       <w:pPr>
@@ -745,7 +2293,6 @@
           <w:szCs w:val="28"/>
         </w:rPr>
       </w:pPr>
-      <w:proofErr w:type="spellStart"/>
       <w:r>
         <w:rPr>
           <w:b/>
@@ -753,61 +2300,540 @@
           <w:sz w:val="28"/>
           <w:szCs w:val="28"/>
         </w:rPr>
-        <w:t>src</w:t>
-      </w:r>
-      <w:proofErr w:type="spellEnd"/>
-      <w:r>
-        <w:rPr>
-          <w:b/>
-          <w:bCs/>
-          <w:sz w:val="28"/>
-          <w:szCs w:val="28"/>
-        </w:rPr>
-        <w:t>/components/</w:t>
-      </w:r>
-      <w:proofErr w:type="spellStart"/>
-      <w:r>
-        <w:rPr>
-          <w:b/>
-          <w:bCs/>
-          <w:sz w:val="28"/>
-          <w:szCs w:val="28"/>
-        </w:rPr>
-        <w:t>FakePostList.jsx</w:t>
-      </w:r>
-      <w:proofErr w:type="spellEnd"/>
-    </w:p>
-    <w:p>
-      <w:pPr>
-        <w:numPr>
-          <w:ilvl w:val="0"/>
-          <w:numId w:val="10"/>
-        </w:numPr>
-      </w:pPr>
-    </w:p>
-    <w:p>
-      <w:pPr>
-        <w:numPr>
-          <w:ilvl w:val="0"/>
-          <w:numId w:val="10"/>
-        </w:numPr>
-      </w:pPr>
-    </w:p>
-    <w:p>
-      <w:pPr>
-        <w:numPr>
-          <w:ilvl w:val="0"/>
-          <w:numId w:val="10"/>
-        </w:numPr>
-      </w:pPr>
-    </w:p>
-    <w:p>
-      <w:pPr>
-        <w:numPr>
-          <w:ilvl w:val="0"/>
-          <w:numId w:val="10"/>
-        </w:numPr>
-      </w:pPr>
+        <w:t>src/components/FakePostList.jsx</w:t>
+      </w:r>
+    </w:p>
+    <w:p>
+      <w:pPr>
+        <w:ind w:left="720"/>
+      </w:pPr>
+      <w:r>
+        <w:t>import React, { useState, useEffect } from "react";</w:t>
+      </w:r>
+    </w:p>
+    <w:p>
+      <w:pPr>
+        <w:ind w:left="720"/>
+      </w:pPr>
+      <w:r>
+        <w:t>import axios from "axios";</w:t>
+      </w:r>
+    </w:p>
+    <w:p>
+      <w:pPr>
+        <w:ind w:left="720"/>
+      </w:pPr>
+    </w:p>
+    <w:p>
+      <w:pPr>
+        <w:ind w:left="720"/>
+      </w:pPr>
+      <w:r>
+        <w:t>function FakePostList() {</w:t>
+      </w:r>
+    </w:p>
+    <w:p>
+      <w:pPr>
+        <w:ind w:left="720"/>
+      </w:pPr>
+      <w:r>
+        <w:t xml:space="preserve">  const [posts, setPosts] = useState([]);</w:t>
+      </w:r>
+    </w:p>
+    <w:p>
+      <w:pPr>
+        <w:ind w:left="720"/>
+      </w:pPr>
+      <w:r>
+        <w:t xml:space="preserve">  const [loading, setLoading] = useState(true);</w:t>
+      </w:r>
+    </w:p>
+    <w:p>
+      <w:pPr>
+        <w:ind w:left="720"/>
+      </w:pPr>
+      <w:r>
+        <w:t xml:space="preserve">  const [error, setError] = useState("");</w:t>
+      </w:r>
+    </w:p>
+    <w:p>
+      <w:pPr>
+        <w:ind w:left="720"/>
+      </w:pPr>
+      <w:r>
+        <w:t xml:space="preserve">  const [userId, setUserId] = useState("all");</w:t>
+      </w:r>
+    </w:p>
+    <w:p>
+      <w:pPr>
+        <w:ind w:left="720"/>
+      </w:pPr>
+    </w:p>
+    <w:p>
+      <w:pPr>
+        <w:ind w:left="720"/>
+      </w:pPr>
+      <w:r>
+        <w:t xml:space="preserve">  const fetchPosts = () =&gt; {</w:t>
+      </w:r>
+    </w:p>
+    <w:p>
+      <w:pPr>
+        <w:ind w:left="720"/>
+      </w:pPr>
+      <w:r>
+        <w:t xml:space="preserve">    setLoading(true);</w:t>
+      </w:r>
+    </w:p>
+    <w:p>
+      <w:pPr>
+        <w:ind w:left="720"/>
+      </w:pPr>
+      <w:r>
+        <w:t xml:space="preserve">    setError("");</w:t>
+      </w:r>
+    </w:p>
+    <w:p>
+      <w:pPr>
+        <w:ind w:left="720"/>
+      </w:pPr>
+      <w:r>
+        <w:t xml:space="preserve">    let url = "https://dummyjson.com/posts";</w:t>
+      </w:r>
+    </w:p>
+    <w:p>
+      <w:pPr>
+        <w:ind w:left="720"/>
+      </w:pPr>
+      <w:r>
+        <w:t xml:space="preserve">    axios.get(url)</w:t>
+      </w:r>
+    </w:p>
+    <w:p>
+      <w:pPr>
+        <w:ind w:left="720"/>
+      </w:pPr>
+      <w:r>
+        <w:t xml:space="preserve">      .then(res =&gt; {</w:t>
+      </w:r>
+    </w:p>
+    <w:p>
+      <w:pPr>
+        <w:ind w:left="720"/>
+      </w:pPr>
+      <w:r>
+        <w:t xml:space="preserve">        setPosts(res.data.posts);</w:t>
+      </w:r>
+    </w:p>
+    <w:p>
+      <w:pPr>
+        <w:ind w:left="720"/>
+      </w:pPr>
+      <w:r>
+        <w:t xml:space="preserve">        setLoading(false);</w:t>
+      </w:r>
+    </w:p>
+    <w:p>
+      <w:pPr>
+        <w:ind w:left="720"/>
+      </w:pPr>
+      <w:r>
+        <w:t xml:space="preserve">      })</w:t>
+      </w:r>
+    </w:p>
+    <w:p>
+      <w:pPr>
+        <w:ind w:left="720"/>
+      </w:pPr>
+      <w:r>
+        <w:t xml:space="preserve">      .catch(err =&gt; {</w:t>
+      </w:r>
+    </w:p>
+    <w:p>
+      <w:pPr>
+        <w:ind w:left="720"/>
+      </w:pPr>
+      <w:r>
+        <w:t xml:space="preserve">        setError("Failed to fetch posts");</w:t>
+      </w:r>
+    </w:p>
+    <w:p>
+      <w:pPr>
+        <w:ind w:left="720"/>
+      </w:pPr>
+      <w:r>
+        <w:t xml:space="preserve">        setLoading(false);</w:t>
+      </w:r>
+    </w:p>
+    <w:p>
+      <w:pPr>
+        <w:ind w:left="720"/>
+      </w:pPr>
+      <w:r>
+        <w:t xml:space="preserve">      });</w:t>
+      </w:r>
+    </w:p>
+    <w:p>
+      <w:pPr>
+        <w:ind w:left="720"/>
+      </w:pPr>
+      <w:r>
+        <w:lastRenderedPageBreak/>
+        <w:t xml:space="preserve">  };</w:t>
+      </w:r>
+    </w:p>
+    <w:p>
+      <w:pPr>
+        <w:ind w:left="720"/>
+      </w:pPr>
+    </w:p>
+    <w:p>
+      <w:pPr>
+        <w:ind w:left="720"/>
+      </w:pPr>
+      <w:r>
+        <w:t xml:space="preserve">  useEffect(() =&gt; {</w:t>
+      </w:r>
+    </w:p>
+    <w:p>
+      <w:pPr>
+        <w:ind w:left="720"/>
+      </w:pPr>
+      <w:r>
+        <w:t xml:space="preserve">    fetchPosts();</w:t>
+      </w:r>
+    </w:p>
+    <w:p>
+      <w:pPr>
+        <w:ind w:left="720"/>
+      </w:pPr>
+      <w:r>
+        <w:t xml:space="preserve">  }, []);</w:t>
+      </w:r>
+    </w:p>
+    <w:p>
+      <w:pPr>
+        <w:ind w:left="720"/>
+      </w:pPr>
+    </w:p>
+    <w:p>
+      <w:pPr>
+        <w:ind w:left="720"/>
+      </w:pPr>
+      <w:r>
+        <w:t xml:space="preserve">  const handleRefresh = () =&gt; {</w:t>
+      </w:r>
+    </w:p>
+    <w:p>
+      <w:pPr>
+        <w:ind w:left="720"/>
+      </w:pPr>
+      <w:r>
+        <w:t xml:space="preserve">    fetchPosts();</w:t>
+      </w:r>
+    </w:p>
+    <w:p>
+      <w:pPr>
+        <w:ind w:left="720"/>
+      </w:pPr>
+      <w:r>
+        <w:t xml:space="preserve">  };</w:t>
+      </w:r>
+    </w:p>
+    <w:p>
+      <w:pPr>
+        <w:ind w:left="720"/>
+      </w:pPr>
+    </w:p>
+    <w:p>
+      <w:pPr>
+        <w:ind w:left="720"/>
+      </w:pPr>
+      <w:r>
+        <w:t xml:space="preserve">  const handleFilter = (e) =&gt; {</w:t>
+      </w:r>
+    </w:p>
+    <w:p>
+      <w:pPr>
+        <w:ind w:left="720"/>
+      </w:pPr>
+      <w:r>
+        <w:t xml:space="preserve">    setUserId(e.target.value);</w:t>
+      </w:r>
+    </w:p>
+    <w:p>
+      <w:pPr>
+        <w:ind w:left="720"/>
+      </w:pPr>
+      <w:r>
+        <w:t xml:space="preserve">  };</w:t>
+      </w:r>
+    </w:p>
+    <w:p>
+      <w:pPr>
+        <w:ind w:left="720"/>
+      </w:pPr>
+    </w:p>
+    <w:p>
+      <w:pPr>
+        <w:ind w:left="720"/>
+      </w:pPr>
+      <w:r>
+        <w:t xml:space="preserve">  const filteredPosts = userId === "all"</w:t>
+      </w:r>
+    </w:p>
+    <w:p>
+      <w:pPr>
+        <w:ind w:left="720"/>
+      </w:pPr>
+      <w:r>
+        <w:t xml:space="preserve">    ? posts</w:t>
+      </w:r>
+    </w:p>
+    <w:p>
+      <w:pPr>
+        <w:ind w:left="720"/>
+      </w:pPr>
+      <w:r>
+        <w:t xml:space="preserve">    : posts.filter(p =&gt; p.userId === Number(userId));</w:t>
+      </w:r>
+    </w:p>
+    <w:p>
+      <w:pPr>
+        <w:ind w:left="720"/>
+      </w:pPr>
+    </w:p>
+    <w:p>
+      <w:pPr>
+        <w:ind w:left="720"/>
+      </w:pPr>
+      <w:r>
+        <w:t xml:space="preserve">  if (loading) return &lt;div className="loader"&gt;Loading posts...&lt;/div&gt;;</w:t>
+      </w:r>
+    </w:p>
+    <w:p>
+      <w:pPr>
+        <w:ind w:left="720"/>
+      </w:pPr>
+      <w:r>
+        <w:t xml:space="preserve">  if (error) return &lt;div className="error"&gt;{error}&lt;/div&gt;;</w:t>
+      </w:r>
+    </w:p>
+    <w:p>
+      <w:pPr>
+        <w:ind w:left="720"/>
+      </w:pPr>
+    </w:p>
+    <w:p>
+      <w:pPr>
+        <w:ind w:left="720"/>
+      </w:pPr>
+      <w:r>
+        <w:t xml:space="preserve">  const userIds = [...new Set(posts.map(p =&gt; p.userId))];</w:t>
+      </w:r>
+    </w:p>
+    <w:p>
+      <w:pPr>
+        <w:ind w:left="720"/>
+      </w:pPr>
+    </w:p>
+    <w:p>
+      <w:pPr>
+        <w:ind w:left="720"/>
+      </w:pPr>
+      <w:r>
+        <w:t xml:space="preserve">  return (</w:t>
+      </w:r>
+    </w:p>
+    <w:p>
+      <w:pPr>
+        <w:ind w:left="720"/>
+      </w:pPr>
+      <w:r>
+        <w:t xml:space="preserve">    &lt;div&gt;</w:t>
+      </w:r>
+    </w:p>
+    <w:p>
+      <w:pPr>
+        <w:ind w:left="720"/>
+      </w:pPr>
+      <w:r>
+        <w:t xml:space="preserve">      &lt;h3&gt;Fake API Posts&lt;/h3&gt;</w:t>
+      </w:r>
+    </w:p>
+    <w:p>
+      <w:pPr>
+        <w:ind w:left="720"/>
+      </w:pPr>
+      <w:r>
+        <w:t xml:space="preserve">      &lt;div className="controls"&gt;</w:t>
+      </w:r>
+    </w:p>
+    <w:p>
+      <w:pPr>
+        <w:ind w:left="720"/>
+      </w:pPr>
+      <w:r>
+        <w:t xml:space="preserve">        &lt;button onClick={handleRefresh}&gt;Refresh&lt;/button&gt;</w:t>
+      </w:r>
+    </w:p>
+    <w:p>
+      <w:pPr>
+        <w:ind w:left="720"/>
+      </w:pPr>
+      <w:r>
+        <w:t xml:space="preserve">        &lt;select value={userId} onChange={handleFilter}&gt;</w:t>
+      </w:r>
+    </w:p>
+    <w:p>
+      <w:pPr>
+        <w:ind w:left="720"/>
+      </w:pPr>
+      <w:r>
+        <w:t xml:space="preserve">          &lt;option value="all"&gt;All Users&lt;/option&gt;</w:t>
+      </w:r>
+    </w:p>
+    <w:p>
+      <w:pPr>
+        <w:ind w:left="720"/>
+      </w:pPr>
+      <w:r>
+        <w:t xml:space="preserve">          {userIds.map(id =&gt; (</w:t>
+      </w:r>
+    </w:p>
+    <w:p>
+      <w:pPr>
+        <w:ind w:left="720"/>
+      </w:pPr>
+      <w:r>
+        <w:t xml:space="preserve">            &lt;option key={id} value={id}&gt;User {id}&lt;/option&gt;</w:t>
+      </w:r>
+    </w:p>
+    <w:p>
+      <w:pPr>
+        <w:ind w:left="720"/>
+      </w:pPr>
+      <w:r>
+        <w:t xml:space="preserve">          ))}</w:t>
+      </w:r>
+    </w:p>
+    <w:p>
+      <w:pPr>
+        <w:ind w:left="720"/>
+      </w:pPr>
+      <w:r>
+        <w:lastRenderedPageBreak/>
+        <w:t xml:space="preserve">        &lt;/select&gt;</w:t>
+      </w:r>
+    </w:p>
+    <w:p>
+      <w:pPr>
+        <w:ind w:left="720"/>
+      </w:pPr>
+      <w:r>
+        <w:t xml:space="preserve">      &lt;/div&gt;</w:t>
+      </w:r>
+    </w:p>
+    <w:p>
+      <w:pPr>
+        <w:ind w:left="720"/>
+      </w:pPr>
+      <w:r>
+        <w:t xml:space="preserve">      &lt;div className="post-list"&gt;</w:t>
+      </w:r>
+    </w:p>
+    <w:p>
+      <w:pPr>
+        <w:ind w:left="720"/>
+      </w:pPr>
+      <w:r>
+        <w:t xml:space="preserve">        {filteredPosts.map(post =&gt; (</w:t>
+      </w:r>
+    </w:p>
+    <w:p>
+      <w:pPr>
+        <w:ind w:left="720"/>
+      </w:pPr>
+      <w:r>
+        <w:t xml:space="preserve">          &lt;div key={post.id} className="post-card"&gt;</w:t>
+      </w:r>
+    </w:p>
+    <w:p>
+      <w:pPr>
+        <w:ind w:left="720"/>
+      </w:pPr>
+      <w:r>
+        <w:t xml:space="preserve">            &lt;h4&gt;{post.title}&lt;/h4&gt;</w:t>
+      </w:r>
+    </w:p>
+    <w:p>
+      <w:pPr>
+        <w:ind w:left="720"/>
+      </w:pPr>
+      <w:r>
+        <w:t xml:space="preserve">            &lt;p&gt;{post.body}&lt;/p&gt;</w:t>
+      </w:r>
+    </w:p>
+    <w:p>
+      <w:pPr>
+        <w:ind w:left="720"/>
+      </w:pPr>
+      <w:r>
+        <w:t xml:space="preserve">          &lt;/div&gt;</w:t>
+      </w:r>
+    </w:p>
+    <w:p>
+      <w:pPr>
+        <w:ind w:left="720"/>
+      </w:pPr>
+      <w:r>
+        <w:t xml:space="preserve">        ))}</w:t>
+      </w:r>
+    </w:p>
+    <w:p>
+      <w:pPr>
+        <w:ind w:left="720"/>
+      </w:pPr>
+      <w:r>
+        <w:t xml:space="preserve">      &lt;/div&gt;</w:t>
+      </w:r>
+    </w:p>
+    <w:p>
+      <w:pPr>
+        <w:ind w:left="720"/>
+      </w:pPr>
+      <w:r>
+        <w:t xml:space="preserve">    &lt;/div&gt;</w:t>
+      </w:r>
+    </w:p>
+    <w:p>
+      <w:pPr>
+        <w:ind w:left="720"/>
+      </w:pPr>
+      <w:r>
+        <w:t xml:space="preserve">  );</w:t>
+      </w:r>
+    </w:p>
+    <w:p>
+      <w:pPr>
+        <w:ind w:left="720"/>
+      </w:pPr>
+      <w:r>
+        <w:t>}</w:t>
+      </w:r>
+    </w:p>
+    <w:p>
+      <w:pPr>
+        <w:ind w:left="720"/>
+      </w:pPr>
+    </w:p>
+    <w:p>
+      <w:pPr>
+        <w:ind w:left="720"/>
+      </w:pPr>
+      <w:r>
+        <w:t>export default FakePostList;</w:t>
+      </w:r>
     </w:p>
     <w:p>
       <w:r>
@@ -825,25 +2851,11 @@
       </w:r>
       <w:r>
         <w:br/>
-      </w:r>
-      <w:proofErr w:type="spellStart"/>
-      <w:r>
-        <w:t>npm</w:t>
-      </w:r>
-      <w:proofErr w:type="spellEnd"/>
-      <w:r>
-        <w:t xml:space="preserve"> install</w:t>
+        <w:t>npm install</w:t>
       </w:r>
       <w:r>
         <w:br/>
-      </w:r>
-      <w:proofErr w:type="spellStart"/>
-      <w:r>
-        <w:t>npm</w:t>
-      </w:r>
-      <w:proofErr w:type="spellEnd"/>
-      <w:r>
-        <w:t xml:space="preserve"> start</w:t>
+        <w:t>npm start</w:t>
       </w:r>
     </w:p>
     <w:p>
@@ -860,7 +2872,7 @@
         <w:br/>
         <w:t>• Opens </w:t>
       </w:r>
-      <w:hyperlink r:id="rId5" w:history="1">
+      <w:hyperlink r:id="rId7" w:history="1">
         <w:r>
           <w:rPr>
             <w:rStyle w:val="Hyperlink"/>
@@ -877,41 +2889,15 @@
       </w:r>
       <w:r>
         <w:br/>
-        <w:t xml:space="preserve">• Local Users: fetches and displays users from </w:t>
-      </w:r>
-      <w:proofErr w:type="spellStart"/>
-      <w:r>
-        <w:t>users.json</w:t>
-      </w:r>
-      <w:proofErr w:type="spellEnd"/>
+        <w:t>• Local Users: fetches and displays users from users.json</w:t>
+      </w:r>
       <w:r>
         <w:br/>
-        <w:t xml:space="preserve">• Users API: fetches and displays users from </w:t>
-      </w:r>
-      <w:proofErr w:type="spellStart"/>
-      <w:r>
-        <w:t>JSONPlaceholder</w:t>
-      </w:r>
-      <w:proofErr w:type="spellEnd"/>
+        <w:t>• Users API: fetches and displays users from JSONPlaceholder</w:t>
+      </w:r>
       <w:r>
         <w:br/>
-        <w:t xml:space="preserve">• Fake API Posts: fetches posts from </w:t>
-      </w:r>
-      <w:proofErr w:type="spellStart"/>
-      <w:r>
-        <w:t>dummyjson</w:t>
-      </w:r>
-      <w:proofErr w:type="spellEnd"/>
-      <w:r>
-        <w:t xml:space="preserve">, filter by </w:t>
-      </w:r>
-      <w:proofErr w:type="spellStart"/>
-      <w:r>
-        <w:t>userId</w:t>
-      </w:r>
-      <w:proofErr w:type="spellEnd"/>
-      <w:r>
-        <w:t>, refresh button</w:t>
+        <w:t>• Fake API Posts: fetches posts from dummyjson, filter by userId, refresh button</w:t>
       </w:r>
       <w:r>
         <w:br/>
@@ -932,7 +2918,6 @@
           <w:sz w:val="36"/>
           <w:szCs w:val="36"/>
         </w:rPr>
-        <w:lastRenderedPageBreak/>
         <w:t>What was done</w:t>
       </w:r>
       <w:r>
@@ -951,49 +2936,20 @@
       </w:r>
       <w:r>
         <w:br/>
-        <w:t xml:space="preserve">• </w:t>
-      </w:r>
-      <w:proofErr w:type="spellStart"/>
-      <w:r>
-        <w:t>LocalUserList</w:t>
-      </w:r>
-      <w:proofErr w:type="spellEnd"/>
-      <w:r>
-        <w:t>: fetches local JSON</w:t>
+        <w:t>• LocalUserList: fetches local JSON</w:t>
       </w:r>
       <w:r>
         <w:br/>
-        <w:t xml:space="preserve">• </w:t>
-      </w:r>
-      <w:proofErr w:type="spellStart"/>
-      <w:r>
-        <w:t>UserList</w:t>
-      </w:r>
-      <w:proofErr w:type="spellEnd"/>
-      <w:r>
-        <w:t>: fetches external API</w:t>
+        <w:t>• UserList: fetches external API</w:t>
       </w:r>
       <w:r>
         <w:br/>
-        <w:t xml:space="preserve">• </w:t>
-      </w:r>
-      <w:proofErr w:type="spellStart"/>
-      <w:r>
-        <w:t>FakePostList</w:t>
-      </w:r>
-      <w:proofErr w:type="spellEnd"/>
-      <w:r>
-        <w:t>: fetches posts with Axios, filter and refresh</w:t>
+        <w:t>• FakePostList: fetches posts with Axios, filter and refresh</w:t>
       </w:r>
       <w:r>
         <w:br/>
-        <w:t xml:space="preserve">• Dashboard navigation with </w:t>
-      </w:r>
-      <w:proofErr w:type="spellStart"/>
-      <w:r>
-        <w:t>useState</w:t>
-      </w:r>
-      <w:proofErr w:type="spellEnd"/>
+        <w:t>• Dashboard navigation with useState</w:t>
+      </w:r>
       <w:r>
         <w:br/>
         <w:t>• Basic CSS styling</w:t>
@@ -1025,8 +2981,9 @@
         <w:rPr>
           <w:noProof/>
         </w:rPr>
+        <w:lastRenderedPageBreak/>
         <w:drawing>
-          <wp:inline distT="0" distB="0" distL="0" distR="0" wp14:anchorId="5BB6BCEA" wp14:editId="1218AC4E">
+          <wp:inline distT="0" distB="0" distL="0" distR="0" wp14:anchorId="5BB6BCEA" wp14:editId="6D5B9609">
             <wp:extent cx="7200900" cy="4050665"/>
             <wp:effectExtent l="0" t="0" r="0" b="6985"/>
             <wp:docPr id="1841706207" name="Picture 1"/>
@@ -1038,99 +2995,6 @@
                 <pic:pic xmlns:pic="http://schemas.openxmlformats.org/drawingml/2006/picture">
                   <pic:nvPicPr>
                     <pic:cNvPr id="1841706207" name="Picture 1841706207"/>
-                    <pic:cNvPicPr/>
-                  </pic:nvPicPr>
-                  <pic:blipFill>
-                    <a:blip r:embed="rId6" cstate="print">
-                      <a:extLst>
-                        <a:ext uri="{28A0092B-C50C-407E-A947-70E740481C1C}">
-                          <a14:useLocalDpi xmlns:a14="http://schemas.microsoft.com/office/drawing/2010/main" val="0"/>
-                        </a:ext>
-                      </a:extLst>
-                    </a:blip>
-                    <a:stretch>
-                      <a:fillRect/>
-                    </a:stretch>
-                  </pic:blipFill>
-                  <pic:spPr>
-                    <a:xfrm>
-                      <a:off x="0" y="0"/>
-                      <a:ext cx="7200900" cy="4050665"/>
-                    </a:xfrm>
-                    <a:prstGeom prst="rect">
-                      <a:avLst/>
-                    </a:prstGeom>
-                  </pic:spPr>
-                </pic:pic>
-              </a:graphicData>
-            </a:graphic>
-          </wp:inline>
-        </w:drawing>
-      </w:r>
-      <w:r>
-        <w:rPr>
-          <w:noProof/>
-        </w:rPr>
-        <w:drawing>
-          <wp:inline distT="0" distB="0" distL="0" distR="0" wp14:anchorId="0F0E9DE5" wp14:editId="5D2C9338">
-            <wp:extent cx="7200900" cy="4050665"/>
-            <wp:effectExtent l="0" t="0" r="0" b="6985"/>
-            <wp:docPr id="1215671292" name="Picture 2"/>
-            <wp:cNvGraphicFramePr>
-              <a:graphicFrameLocks xmlns:a="http://schemas.openxmlformats.org/drawingml/2006/main" noChangeAspect="1"/>
-            </wp:cNvGraphicFramePr>
-            <a:graphic xmlns:a="http://schemas.openxmlformats.org/drawingml/2006/main">
-              <a:graphicData uri="http://schemas.openxmlformats.org/drawingml/2006/picture">
-                <pic:pic xmlns:pic="http://schemas.openxmlformats.org/drawingml/2006/picture">
-                  <pic:nvPicPr>
-                    <pic:cNvPr id="1215671292" name="Picture 1215671292"/>
-                    <pic:cNvPicPr/>
-                  </pic:nvPicPr>
-                  <pic:blipFill>
-                    <a:blip r:embed="rId7" cstate="print">
-                      <a:extLst>
-                        <a:ext uri="{28A0092B-C50C-407E-A947-70E740481C1C}">
-                          <a14:useLocalDpi xmlns:a14="http://schemas.microsoft.com/office/drawing/2010/main" val="0"/>
-                        </a:ext>
-                      </a:extLst>
-                    </a:blip>
-                    <a:stretch>
-                      <a:fillRect/>
-                    </a:stretch>
-                  </pic:blipFill>
-                  <pic:spPr>
-                    <a:xfrm>
-                      <a:off x="0" y="0"/>
-                      <a:ext cx="7200900" cy="4050665"/>
-                    </a:xfrm>
-                    <a:prstGeom prst="rect">
-                      <a:avLst/>
-                    </a:prstGeom>
-                  </pic:spPr>
-                </pic:pic>
-              </a:graphicData>
-            </a:graphic>
-          </wp:inline>
-        </w:drawing>
-      </w:r>
-      <w:r>
-        <w:rPr>
-          <w:noProof/>
-        </w:rPr>
-        <w:lastRenderedPageBreak/>
-        <w:drawing>
-          <wp:inline distT="0" distB="0" distL="0" distR="0" wp14:anchorId="4D482C4D" wp14:editId="12122545">
-            <wp:extent cx="7200900" cy="4050665"/>
-            <wp:effectExtent l="0" t="0" r="0" b="6985"/>
-            <wp:docPr id="143864023" name="Picture 3"/>
-            <wp:cNvGraphicFramePr>
-              <a:graphicFrameLocks xmlns:a="http://schemas.openxmlformats.org/drawingml/2006/main" noChangeAspect="1"/>
-            </wp:cNvGraphicFramePr>
-            <a:graphic xmlns:a="http://schemas.openxmlformats.org/drawingml/2006/main">
-              <a:graphicData uri="http://schemas.openxmlformats.org/drawingml/2006/picture">
-                <pic:pic xmlns:pic="http://schemas.openxmlformats.org/drawingml/2006/picture">
-                  <pic:nvPicPr>
-                    <pic:cNvPr id="143864023" name="Picture 143864023"/>
                     <pic:cNvPicPr/>
                   </pic:nvPicPr>
                   <pic:blipFill>
@@ -1165,10 +3029,10 @@
           <w:noProof/>
         </w:rPr>
         <w:drawing>
-          <wp:inline distT="0" distB="0" distL="0" distR="0" wp14:anchorId="502DE3EE" wp14:editId="7C9C450E">
+          <wp:inline distT="0" distB="0" distL="0" distR="0" wp14:anchorId="0F0E9DE5" wp14:editId="1EA65019">
             <wp:extent cx="7200900" cy="4050665"/>
             <wp:effectExtent l="0" t="0" r="0" b="6985"/>
-            <wp:docPr id="1875561358" name="Picture 4"/>
+            <wp:docPr id="1215671292" name="Picture 2"/>
             <wp:cNvGraphicFramePr>
               <a:graphicFrameLocks xmlns:a="http://schemas.openxmlformats.org/drawingml/2006/main" noChangeAspect="1"/>
             </wp:cNvGraphicFramePr>
@@ -1176,7 +3040,7 @@
               <a:graphicData uri="http://schemas.openxmlformats.org/drawingml/2006/picture">
                 <pic:pic xmlns:pic="http://schemas.openxmlformats.org/drawingml/2006/picture">
                   <pic:nvPicPr>
-                    <pic:cNvPr id="1875561358" name="Picture 1875561358"/>
+                    <pic:cNvPr id="1215671292" name="Picture 1215671292"/>
                     <pic:cNvPicPr/>
                   </pic:nvPicPr>
                   <pic:blipFill>
@@ -1212,6 +3076,99 @@
         </w:rPr>
         <w:lastRenderedPageBreak/>
         <w:drawing>
+          <wp:inline distT="0" distB="0" distL="0" distR="0" wp14:anchorId="4D482C4D" wp14:editId="1E8991AD">
+            <wp:extent cx="7200900" cy="4050665"/>
+            <wp:effectExtent l="0" t="0" r="0" b="6985"/>
+            <wp:docPr id="143864023" name="Picture 3"/>
+            <wp:cNvGraphicFramePr>
+              <a:graphicFrameLocks xmlns:a="http://schemas.openxmlformats.org/drawingml/2006/main" noChangeAspect="1"/>
+            </wp:cNvGraphicFramePr>
+            <a:graphic xmlns:a="http://schemas.openxmlformats.org/drawingml/2006/main">
+              <a:graphicData uri="http://schemas.openxmlformats.org/drawingml/2006/picture">
+                <pic:pic xmlns:pic="http://schemas.openxmlformats.org/drawingml/2006/picture">
+                  <pic:nvPicPr>
+                    <pic:cNvPr id="143864023" name="Picture 143864023"/>
+                    <pic:cNvPicPr/>
+                  </pic:nvPicPr>
+                  <pic:blipFill>
+                    <a:blip r:embed="rId10" cstate="print">
+                      <a:extLst>
+                        <a:ext uri="{28A0092B-C50C-407E-A947-70E740481C1C}">
+                          <a14:useLocalDpi xmlns:a14="http://schemas.microsoft.com/office/drawing/2010/main" val="0"/>
+                        </a:ext>
+                      </a:extLst>
+                    </a:blip>
+                    <a:stretch>
+                      <a:fillRect/>
+                    </a:stretch>
+                  </pic:blipFill>
+                  <pic:spPr>
+                    <a:xfrm>
+                      <a:off x="0" y="0"/>
+                      <a:ext cx="7200900" cy="4050665"/>
+                    </a:xfrm>
+                    <a:prstGeom prst="rect">
+                      <a:avLst/>
+                    </a:prstGeom>
+                  </pic:spPr>
+                </pic:pic>
+              </a:graphicData>
+            </a:graphic>
+          </wp:inline>
+        </w:drawing>
+      </w:r>
+      <w:r>
+        <w:rPr>
+          <w:noProof/>
+        </w:rPr>
+        <w:drawing>
+          <wp:inline distT="0" distB="0" distL="0" distR="0" wp14:anchorId="502DE3EE" wp14:editId="302F3824">
+            <wp:extent cx="7200900" cy="4050665"/>
+            <wp:effectExtent l="0" t="0" r="0" b="6985"/>
+            <wp:docPr id="1875561358" name="Picture 4"/>
+            <wp:cNvGraphicFramePr>
+              <a:graphicFrameLocks xmlns:a="http://schemas.openxmlformats.org/drawingml/2006/main" noChangeAspect="1"/>
+            </wp:cNvGraphicFramePr>
+            <a:graphic xmlns:a="http://schemas.openxmlformats.org/drawingml/2006/main">
+              <a:graphicData uri="http://schemas.openxmlformats.org/drawingml/2006/picture">
+                <pic:pic xmlns:pic="http://schemas.openxmlformats.org/drawingml/2006/picture">
+                  <pic:nvPicPr>
+                    <pic:cNvPr id="1875561358" name="Picture 1875561358"/>
+                    <pic:cNvPicPr/>
+                  </pic:nvPicPr>
+                  <pic:blipFill>
+                    <a:blip r:embed="rId11" cstate="print">
+                      <a:extLst>
+                        <a:ext uri="{28A0092B-C50C-407E-A947-70E740481C1C}">
+                          <a14:useLocalDpi xmlns:a14="http://schemas.microsoft.com/office/drawing/2010/main" val="0"/>
+                        </a:ext>
+                      </a:extLst>
+                    </a:blip>
+                    <a:stretch>
+                      <a:fillRect/>
+                    </a:stretch>
+                  </pic:blipFill>
+                  <pic:spPr>
+                    <a:xfrm>
+                      <a:off x="0" y="0"/>
+                      <a:ext cx="7200900" cy="4050665"/>
+                    </a:xfrm>
+                    <a:prstGeom prst="rect">
+                      <a:avLst/>
+                    </a:prstGeom>
+                  </pic:spPr>
+                </pic:pic>
+              </a:graphicData>
+            </a:graphic>
+          </wp:inline>
+        </w:drawing>
+      </w:r>
+      <w:r>
+        <w:rPr>
+          <w:noProof/>
+        </w:rPr>
+        <w:lastRenderedPageBreak/>
+        <w:drawing>
           <wp:inline distT="0" distB="0" distL="0" distR="0" wp14:anchorId="63AFC7F4" wp14:editId="56EA7BCD">
             <wp:extent cx="6592220" cy="6430272"/>
             <wp:effectExtent l="0" t="0" r="0" b="8890"/>
@@ -1227,7 +3184,7 @@
                     <pic:cNvPicPr/>
                   </pic:nvPicPr>
                   <pic:blipFill>
-                    <a:blip r:embed="rId10">
+                    <a:blip r:embed="rId12">
                       <a:extLst>
                         <a:ext uri="{28A0092B-C50C-407E-A947-70E740481C1C}">
                           <a14:useLocalDpi xmlns:a14="http://schemas.microsoft.com/office/drawing/2010/main" val="0"/>
@@ -1254,7 +3211,81 @@
         </w:drawing>
       </w:r>
     </w:p>
+    <w:p/>
+    <w:p>
+      <w:pPr>
+        <w:rPr>
+          <w:sz w:val="36"/>
+          <w:szCs w:val="36"/>
+        </w:rPr>
+      </w:pPr>
+      <w:r>
+        <w:rPr>
+          <w:b/>
+          <w:bCs/>
+          <w:sz w:val="36"/>
+          <w:szCs w:val="36"/>
+        </w:rPr>
+        <w:t>GitHub Repository Link</w:t>
+      </w:r>
+    </w:p>
+    <w:p>
+      <w:pPr>
+        <w:rPr>
+          <w:sz w:val="36"/>
+          <w:szCs w:val="36"/>
+        </w:rPr>
+      </w:pPr>
+      <w:r>
+        <w:rPr>
+          <w:sz w:val="36"/>
+          <w:szCs w:val="36"/>
+        </w:rPr>
+        <w:t>The complete source code for this experiment is available in the following GitHub repository:</w:t>
+      </w:r>
+    </w:p>
+    <w:p>
+      <w:pPr>
+        <w:rPr>
+          <w:sz w:val="36"/>
+          <w:szCs w:val="36"/>
+        </w:rPr>
+      </w:pPr>
+      <w:r>
+        <w:rPr>
+          <w:b/>
+          <w:bCs/>
+          <w:sz w:val="36"/>
+          <w:szCs w:val="36"/>
+        </w:rPr>
+        <w:t>Repository:</w:t>
+      </w:r>
+      <w:r>
+        <w:rPr>
+          <w:sz w:val="36"/>
+          <w:szCs w:val="36"/>
+        </w:rPr>
+        <w:br/>
+      </w:r>
+      <w:hyperlink r:id="rId13" w:tgtFrame="_new" w:history="1">
+        <w:r>
+          <w:rPr>
+            <w:rStyle w:val="Hyperlink"/>
+            <w:sz w:val="36"/>
+            <w:szCs w:val="36"/>
+          </w:rPr>
+          <w:t>https://github.com/Hareesh-Reddy-9126/2400090155_FSAD_SKILL_11.git</w:t>
+        </w:r>
+      </w:hyperlink>
+    </w:p>
+    <w:p/>
     <w:sectPr>
+      <w:headerReference w:type="even" r:id="rId14"/>
+      <w:headerReference w:type="default" r:id="rId15"/>
+      <w:footerReference w:type="even" r:id="rId16"/>
+      <w:footerReference w:type="default" r:id="rId17"/>
+      <w:headerReference w:type="first" r:id="rId18"/>
+      <w:footerReference w:type="first" r:id="rId19"/>
       <w:pgSz w:w="11906" w:h="16838"/>
       <w:pgMar w:top="142" w:right="282" w:bottom="426" w:left="284" w:header="708" w:footer="708" w:gutter="0"/>
       <w:cols w:space="708"/>
@@ -1262,6 +3293,116 @@
     </w:sectPr>
   </w:body>
 </w:document>
+</file>
+
+<file path=word/endnotes.xml><?xml version="1.0" encoding="utf-8"?>
+<w:endnotes xmlns:wpc="http://schemas.microsoft.com/office/word/2010/wordprocessingCanvas" xmlns:cx="http://schemas.microsoft.com/office/drawing/2014/chartex" xmlns:cx1="http://schemas.microsoft.com/office/drawing/2015/9/8/chartex" xmlns:cx2="http://schemas.microsoft.com/office/drawing/2015/10/21/chartex" xmlns:cx3="http://schemas.microsoft.com/office/drawing/2016/5/9/chartex" xmlns:cx4="http://schemas.microsoft.com/office/drawing/2016/5/10/chartex" xmlns:cx5="http://schemas.microsoft.com/office/drawing/2016/5/11/chartex" xmlns:cx6="http://schemas.microsoft.com/office/drawing/2016/5/12/chartex" xmlns:cx7="http://schemas.microsoft.com/office/drawing/2016/5/13/chartex" xmlns:cx8="http://schemas.microsoft.com/office/drawing/2016/5/14/chartex" xmlns:mc="http://schemas.openxmlformats.org/markup-compatibility/2006" xmlns:aink="http://schemas.microsoft.com/office/drawing/2016/ink" xmlns:am3d="http://schemas.microsoft.com/office/drawing/2017/model3d" xmlns:o="urn:schemas-microsoft-com:office:office" xmlns:oel="http://schemas.microsoft.com/office/2019/extlst" xmlns:r="http://schemas.openxmlformats.org/officeDocument/2006/relationships" xmlns:m="http://schemas.openxmlformats.org/officeDocument/2006/math" xmlns:v="urn:schemas-microsoft-com:vml" xmlns:wp14="http://schemas.microsoft.com/office/word/2010/wordprocessingDrawing" xmlns:wp="http://schemas.openxmlformats.org/drawingml/2006/wordprocessingDrawing" xmlns:w10="urn:schemas-microsoft-com:office:word" xmlns:w="http://schemas.openxmlformats.org/wordprocessingml/2006/main" xmlns:w14="http://schemas.microsoft.com/office/word/2010/wordml" xmlns:w15="http://schemas.microsoft.com/office/word/2012/wordml" xmlns:w16cex="http://schemas.microsoft.com/office/word/2018/wordml/cex" xmlns:w16cid="http://schemas.microsoft.com/office/word/2016/wordml/cid" xmlns:w16="http://schemas.microsoft.com/office/word/2018/wordml" xmlns:w16du="http://schemas.microsoft.com/office/word/2023/wordml/word16du" xmlns:w16sdtdh="http://schemas.microsoft.com/office/word/2020/wordml/sdtdatahash" xmlns:w16sdtfl="http://schemas.microsoft.com/office/word/2024/wordml/sdtformatlock" xmlns:w16se="http://schemas.microsoft.com/office/word/2015/wordml/symex" xmlns:wpg="http://schemas.microsoft.com/office/word/2010/wordprocessingGroup" xmlns:wpi="http://schemas.microsoft.com/office/word/2010/wordprocessingInk" xmlns:wne="http://schemas.microsoft.com/office/word/2006/wordml" xmlns:wps="http://schemas.microsoft.com/office/word/2010/wordprocessingShape" mc:Ignorable="w14 w15 w16se w16cid w16 w16cex w16sdtdh w16sdtfl w16du wp14">
+  <w:endnote w:type="separator" w:id="-1">
+    <w:p>
+      <w:pPr>
+        <w:spacing w:after="0" w:line="240" w:lineRule="auto"/>
+      </w:pPr>
+      <w:r>
+        <w:separator/>
+      </w:r>
+    </w:p>
+  </w:endnote>
+  <w:endnote w:type="continuationSeparator" w:id="0">
+    <w:p>
+      <w:pPr>
+        <w:spacing w:after="0" w:line="240" w:lineRule="auto"/>
+      </w:pPr>
+      <w:r>
+        <w:continuationSeparator/>
+      </w:r>
+    </w:p>
+  </w:endnote>
+</w:endnotes>
+</file>
+
+<file path=word/footer1.xml><?xml version="1.0" encoding="utf-8"?>
+<w:ftr xmlns:wpc="http://schemas.microsoft.com/office/word/2010/wordprocessingCanvas" xmlns:cx="http://schemas.microsoft.com/office/drawing/2014/chartex" xmlns:cx1="http://schemas.microsoft.com/office/drawing/2015/9/8/chartex" xmlns:cx2="http://schemas.microsoft.com/office/drawing/2015/10/21/chartex" xmlns:cx3="http://schemas.microsoft.com/office/drawing/2016/5/9/chartex" xmlns:cx4="http://schemas.microsoft.com/office/drawing/2016/5/10/chartex" xmlns:cx5="http://schemas.microsoft.com/office/drawing/2016/5/11/chartex" xmlns:cx6="http://schemas.microsoft.com/office/drawing/2016/5/12/chartex" xmlns:cx7="http://schemas.microsoft.com/office/drawing/2016/5/13/chartex" xmlns:cx8="http://schemas.microsoft.com/office/drawing/2016/5/14/chartex" xmlns:mc="http://schemas.openxmlformats.org/markup-compatibility/2006" xmlns:aink="http://schemas.microsoft.com/office/drawing/2016/ink" xmlns:am3d="http://schemas.microsoft.com/office/drawing/2017/model3d" xmlns:o="urn:schemas-microsoft-com:office:office" xmlns:oel="http://schemas.microsoft.com/office/2019/extlst" xmlns:r="http://schemas.openxmlformats.org/officeDocument/2006/relationships" xmlns:m="http://schemas.openxmlformats.org/officeDocument/2006/math" xmlns:v="urn:schemas-microsoft-com:vml" xmlns:wp14="http://schemas.microsoft.com/office/word/2010/wordprocessingDrawing" xmlns:wp="http://schemas.openxmlformats.org/drawingml/2006/wordprocessingDrawing" xmlns:w10="urn:schemas-microsoft-com:office:word" xmlns:w="http://schemas.openxmlformats.org/wordprocessingml/2006/main" xmlns:w14="http://schemas.microsoft.com/office/word/2010/wordml" xmlns:w15="http://schemas.microsoft.com/office/word/2012/wordml" xmlns:w16cex="http://schemas.microsoft.com/office/word/2018/wordml/cex" xmlns:w16cid="http://schemas.microsoft.com/office/word/2016/wordml/cid" xmlns:w16="http://schemas.microsoft.com/office/word/2018/wordml" xmlns:w16du="http://schemas.microsoft.com/office/word/2023/wordml/word16du" xmlns:w16sdtdh="http://schemas.microsoft.com/office/word/2020/wordml/sdtdatahash" xmlns:w16sdtfl="http://schemas.microsoft.com/office/word/2024/wordml/sdtformatlock" xmlns:w16se="http://schemas.microsoft.com/office/word/2015/wordml/symex" xmlns:wpg="http://schemas.microsoft.com/office/word/2010/wordprocessingGroup" xmlns:wpi="http://schemas.microsoft.com/office/word/2010/wordprocessingInk" xmlns:wne="http://schemas.microsoft.com/office/word/2006/wordml" xmlns:wps="http://schemas.microsoft.com/office/word/2010/wordprocessingShape" mc:Ignorable="w14 w15 w16se w16cid w16 w16cex w16sdtdh w16sdtfl w16du wp14">
+  <w:p>
+    <w:pPr>
+      <w:pStyle w:val="Footer"/>
+    </w:pPr>
+  </w:p>
+</w:ftr>
+</file>
+
+<file path=word/footer2.xml><?xml version="1.0" encoding="utf-8"?>
+<w:ftr xmlns:wpc="http://schemas.microsoft.com/office/word/2010/wordprocessingCanvas" xmlns:cx="http://schemas.microsoft.com/office/drawing/2014/chartex" xmlns:cx1="http://schemas.microsoft.com/office/drawing/2015/9/8/chartex" xmlns:cx2="http://schemas.microsoft.com/office/drawing/2015/10/21/chartex" xmlns:cx3="http://schemas.microsoft.com/office/drawing/2016/5/9/chartex" xmlns:cx4="http://schemas.microsoft.com/office/drawing/2016/5/10/chartex" xmlns:cx5="http://schemas.microsoft.com/office/drawing/2016/5/11/chartex" xmlns:cx6="http://schemas.microsoft.com/office/drawing/2016/5/12/chartex" xmlns:cx7="http://schemas.microsoft.com/office/drawing/2016/5/13/chartex" xmlns:cx8="http://schemas.microsoft.com/office/drawing/2016/5/14/chartex" xmlns:mc="http://schemas.openxmlformats.org/markup-compatibility/2006" xmlns:aink="http://schemas.microsoft.com/office/drawing/2016/ink" xmlns:am3d="http://schemas.microsoft.com/office/drawing/2017/model3d" xmlns:o="urn:schemas-microsoft-com:office:office" xmlns:oel="http://schemas.microsoft.com/office/2019/extlst" xmlns:r="http://schemas.openxmlformats.org/officeDocument/2006/relationships" xmlns:m="http://schemas.openxmlformats.org/officeDocument/2006/math" xmlns:v="urn:schemas-microsoft-com:vml" xmlns:wp14="http://schemas.microsoft.com/office/word/2010/wordprocessingDrawing" xmlns:wp="http://schemas.openxmlformats.org/drawingml/2006/wordprocessingDrawing" xmlns:w10="urn:schemas-microsoft-com:office:word" xmlns:w="http://schemas.openxmlformats.org/wordprocessingml/2006/main" xmlns:w14="http://schemas.microsoft.com/office/word/2010/wordml" xmlns:w15="http://schemas.microsoft.com/office/word/2012/wordml" xmlns:w16cex="http://schemas.microsoft.com/office/word/2018/wordml/cex" xmlns:w16cid="http://schemas.microsoft.com/office/word/2016/wordml/cid" xmlns:w16="http://schemas.microsoft.com/office/word/2018/wordml" xmlns:w16du="http://schemas.microsoft.com/office/word/2023/wordml/word16du" xmlns:w16sdtdh="http://schemas.microsoft.com/office/word/2020/wordml/sdtdatahash" xmlns:w16sdtfl="http://schemas.microsoft.com/office/word/2024/wordml/sdtformatlock" xmlns:w16se="http://schemas.microsoft.com/office/word/2015/wordml/symex" xmlns:wpg="http://schemas.microsoft.com/office/word/2010/wordprocessingGroup" xmlns:wpi="http://schemas.microsoft.com/office/word/2010/wordprocessingInk" xmlns:wne="http://schemas.microsoft.com/office/word/2006/wordml" xmlns:wps="http://schemas.microsoft.com/office/word/2010/wordprocessingShape" mc:Ignorable="w14 w15 w16se w16cid w16 w16cex w16sdtdh w16sdtfl w16du wp14">
+  <w:p>
+    <w:pPr>
+      <w:pStyle w:val="Footer"/>
+    </w:pPr>
+  </w:p>
+</w:ftr>
+</file>
+
+<file path=word/footer3.xml><?xml version="1.0" encoding="utf-8"?>
+<w:ftr xmlns:wpc="http://schemas.microsoft.com/office/word/2010/wordprocessingCanvas" xmlns:cx="http://schemas.microsoft.com/office/drawing/2014/chartex" xmlns:cx1="http://schemas.microsoft.com/office/drawing/2015/9/8/chartex" xmlns:cx2="http://schemas.microsoft.com/office/drawing/2015/10/21/chartex" xmlns:cx3="http://schemas.microsoft.com/office/drawing/2016/5/9/chartex" xmlns:cx4="http://schemas.microsoft.com/office/drawing/2016/5/10/chartex" xmlns:cx5="http://schemas.microsoft.com/office/drawing/2016/5/11/chartex" xmlns:cx6="http://schemas.microsoft.com/office/drawing/2016/5/12/chartex" xmlns:cx7="http://schemas.microsoft.com/office/drawing/2016/5/13/chartex" xmlns:cx8="http://schemas.microsoft.com/office/drawing/2016/5/14/chartex" xmlns:mc="http://schemas.openxmlformats.org/markup-compatibility/2006" xmlns:aink="http://schemas.microsoft.com/office/drawing/2016/ink" xmlns:am3d="http://schemas.microsoft.com/office/drawing/2017/model3d" xmlns:o="urn:schemas-microsoft-com:office:office" xmlns:oel="http://schemas.microsoft.com/office/2019/extlst" xmlns:r="http://schemas.openxmlformats.org/officeDocument/2006/relationships" xmlns:m="http://schemas.openxmlformats.org/officeDocument/2006/math" xmlns:v="urn:schemas-microsoft-com:vml" xmlns:wp14="http://schemas.microsoft.com/office/word/2010/wordprocessingDrawing" xmlns:wp="http://schemas.openxmlformats.org/drawingml/2006/wordprocessingDrawing" xmlns:w10="urn:schemas-microsoft-com:office:word" xmlns:w="http://schemas.openxmlformats.org/wordprocessingml/2006/main" xmlns:w14="http://schemas.microsoft.com/office/word/2010/wordml" xmlns:w15="http://schemas.microsoft.com/office/word/2012/wordml" xmlns:w16cex="http://schemas.microsoft.com/office/word/2018/wordml/cex" xmlns:w16cid="http://schemas.microsoft.com/office/word/2016/wordml/cid" xmlns:w16="http://schemas.microsoft.com/office/word/2018/wordml" xmlns:w16du="http://schemas.microsoft.com/office/word/2023/wordml/word16du" xmlns:w16sdtdh="http://schemas.microsoft.com/office/word/2020/wordml/sdtdatahash" xmlns:w16sdtfl="http://schemas.microsoft.com/office/word/2024/wordml/sdtformatlock" xmlns:w16se="http://schemas.microsoft.com/office/word/2015/wordml/symex" xmlns:wpg="http://schemas.microsoft.com/office/word/2010/wordprocessingGroup" xmlns:wpi="http://schemas.microsoft.com/office/word/2010/wordprocessingInk" xmlns:wne="http://schemas.microsoft.com/office/word/2006/wordml" xmlns:wps="http://schemas.microsoft.com/office/word/2010/wordprocessingShape" mc:Ignorable="w14 w15 w16se w16cid w16 w16cex w16sdtdh w16sdtfl w16du wp14">
+  <w:p>
+    <w:pPr>
+      <w:pStyle w:val="Footer"/>
+    </w:pPr>
+  </w:p>
+</w:ftr>
+</file>
+
+<file path=word/footnotes.xml><?xml version="1.0" encoding="utf-8"?>
+<w:footnotes xmlns:wpc="http://schemas.microsoft.com/office/word/2010/wordprocessingCanvas" xmlns:cx="http://schemas.microsoft.com/office/drawing/2014/chartex" xmlns:cx1="http://schemas.microsoft.com/office/drawing/2015/9/8/chartex" xmlns:cx2="http://schemas.microsoft.com/office/drawing/2015/10/21/chartex" xmlns:cx3="http://schemas.microsoft.com/office/drawing/2016/5/9/chartex" xmlns:cx4="http://schemas.microsoft.com/office/drawing/2016/5/10/chartex" xmlns:cx5="http://schemas.microsoft.com/office/drawing/2016/5/11/chartex" xmlns:cx6="http://schemas.microsoft.com/office/drawing/2016/5/12/chartex" xmlns:cx7="http://schemas.microsoft.com/office/drawing/2016/5/13/chartex" xmlns:cx8="http://schemas.microsoft.com/office/drawing/2016/5/14/chartex" xmlns:mc="http://schemas.openxmlformats.org/markup-compatibility/2006" xmlns:aink="http://schemas.microsoft.com/office/drawing/2016/ink" xmlns:am3d="http://schemas.microsoft.com/office/drawing/2017/model3d" xmlns:o="urn:schemas-microsoft-com:office:office" xmlns:oel="http://schemas.microsoft.com/office/2019/extlst" xmlns:r="http://schemas.openxmlformats.org/officeDocument/2006/relationships" xmlns:m="http://schemas.openxmlformats.org/officeDocument/2006/math" xmlns:v="urn:schemas-microsoft-com:vml" xmlns:wp14="http://schemas.microsoft.com/office/word/2010/wordprocessingDrawing" xmlns:wp="http://schemas.openxmlformats.org/drawingml/2006/wordprocessingDrawing" xmlns:w10="urn:schemas-microsoft-com:office:word" xmlns:w="http://schemas.openxmlformats.org/wordprocessingml/2006/main" xmlns:w14="http://schemas.microsoft.com/office/word/2010/wordml" xmlns:w15="http://schemas.microsoft.com/office/word/2012/wordml" xmlns:w16cex="http://schemas.microsoft.com/office/word/2018/wordml/cex" xmlns:w16cid="http://schemas.microsoft.com/office/word/2016/wordml/cid" xmlns:w16="http://schemas.microsoft.com/office/word/2018/wordml" xmlns:w16du="http://schemas.microsoft.com/office/word/2023/wordml/word16du" xmlns:w16sdtdh="http://schemas.microsoft.com/office/word/2020/wordml/sdtdatahash" xmlns:w16sdtfl="http://schemas.microsoft.com/office/word/2024/wordml/sdtformatlock" xmlns:w16se="http://schemas.microsoft.com/office/word/2015/wordml/symex" xmlns:wpg="http://schemas.microsoft.com/office/word/2010/wordprocessingGroup" xmlns:wpi="http://schemas.microsoft.com/office/word/2010/wordprocessingInk" xmlns:wne="http://schemas.microsoft.com/office/word/2006/wordml" xmlns:wps="http://schemas.microsoft.com/office/word/2010/wordprocessingShape" mc:Ignorable="w14 w15 w16se w16cid w16 w16cex w16sdtdh w16sdtfl w16du wp14">
+  <w:footnote w:type="separator" w:id="-1">
+    <w:p>
+      <w:pPr>
+        <w:spacing w:after="0" w:line="240" w:lineRule="auto"/>
+      </w:pPr>
+      <w:r>
+        <w:separator/>
+      </w:r>
+    </w:p>
+  </w:footnote>
+  <w:footnote w:type="continuationSeparator" w:id="0">
+    <w:p>
+      <w:pPr>
+        <w:spacing w:after="0" w:line="240" w:lineRule="auto"/>
+      </w:pPr>
+      <w:r>
+        <w:continuationSeparator/>
+      </w:r>
+    </w:p>
+  </w:footnote>
+</w:footnotes>
+</file>
+
+<file path=word/header1.xml><?xml version="1.0" encoding="utf-8"?>
+<w:hdr xmlns:wpc="http://schemas.microsoft.com/office/word/2010/wordprocessingCanvas" xmlns:cx="http://schemas.microsoft.com/office/drawing/2014/chartex" xmlns:cx1="http://schemas.microsoft.com/office/drawing/2015/9/8/chartex" xmlns:cx2="http://schemas.microsoft.com/office/drawing/2015/10/21/chartex" xmlns:cx3="http://schemas.microsoft.com/office/drawing/2016/5/9/chartex" xmlns:cx4="http://schemas.microsoft.com/office/drawing/2016/5/10/chartex" xmlns:cx5="http://schemas.microsoft.com/office/drawing/2016/5/11/chartex" xmlns:cx6="http://schemas.microsoft.com/office/drawing/2016/5/12/chartex" xmlns:cx7="http://schemas.microsoft.com/office/drawing/2016/5/13/chartex" xmlns:cx8="http://schemas.microsoft.com/office/drawing/2016/5/14/chartex" xmlns:mc="http://schemas.openxmlformats.org/markup-compatibility/2006" xmlns:aink="http://schemas.microsoft.com/office/drawing/2016/ink" xmlns:am3d="http://schemas.microsoft.com/office/drawing/2017/model3d" xmlns:o="urn:schemas-microsoft-com:office:office" xmlns:oel="http://schemas.microsoft.com/office/2019/extlst" xmlns:r="http://schemas.openxmlformats.org/officeDocument/2006/relationships" xmlns:m="http://schemas.openxmlformats.org/officeDocument/2006/math" xmlns:v="urn:schemas-microsoft-com:vml" xmlns:wp14="http://schemas.microsoft.com/office/word/2010/wordprocessingDrawing" xmlns:wp="http://schemas.openxmlformats.org/drawingml/2006/wordprocessingDrawing" xmlns:w10="urn:schemas-microsoft-com:office:word" xmlns:w="http://schemas.openxmlformats.org/wordprocessingml/2006/main" xmlns:w14="http://schemas.microsoft.com/office/word/2010/wordml" xmlns:w15="http://schemas.microsoft.com/office/word/2012/wordml" xmlns:w16cex="http://schemas.microsoft.com/office/word/2018/wordml/cex" xmlns:w16cid="http://schemas.microsoft.com/office/word/2016/wordml/cid" xmlns:w16="http://schemas.microsoft.com/office/word/2018/wordml" xmlns:w16du="http://schemas.microsoft.com/office/word/2023/wordml/word16du" xmlns:w16sdtdh="http://schemas.microsoft.com/office/word/2020/wordml/sdtdatahash" xmlns:w16sdtfl="http://schemas.microsoft.com/office/word/2024/wordml/sdtformatlock" xmlns:w16se="http://schemas.microsoft.com/office/word/2015/wordml/symex" xmlns:wpg="http://schemas.microsoft.com/office/word/2010/wordprocessingGroup" xmlns:wpi="http://schemas.microsoft.com/office/word/2010/wordprocessingInk" xmlns:wne="http://schemas.microsoft.com/office/word/2006/wordml" xmlns:wps="http://schemas.microsoft.com/office/word/2010/wordprocessingShape" mc:Ignorable="w14 w15 w16se w16cid w16 w16cex w16sdtdh w16sdtfl w16du wp14">
+  <w:p>
+    <w:pPr>
+      <w:pStyle w:val="Header"/>
+    </w:pPr>
+  </w:p>
+</w:hdr>
+</file>
+
+<file path=word/header2.xml><?xml version="1.0" encoding="utf-8"?>
+<w:hdr xmlns:wpc="http://schemas.microsoft.com/office/word/2010/wordprocessingCanvas" xmlns:cx="http://schemas.microsoft.com/office/drawing/2014/chartex" xmlns:cx1="http://schemas.microsoft.com/office/drawing/2015/9/8/chartex" xmlns:cx2="http://schemas.microsoft.com/office/drawing/2015/10/21/chartex" xmlns:cx3="http://schemas.microsoft.com/office/drawing/2016/5/9/chartex" xmlns:cx4="http://schemas.microsoft.com/office/drawing/2016/5/10/chartex" xmlns:cx5="http://schemas.microsoft.com/office/drawing/2016/5/11/chartex" xmlns:cx6="http://schemas.microsoft.com/office/drawing/2016/5/12/chartex" xmlns:cx7="http://schemas.microsoft.com/office/drawing/2016/5/13/chartex" xmlns:cx8="http://schemas.microsoft.com/office/drawing/2016/5/14/chartex" xmlns:mc="http://schemas.openxmlformats.org/markup-compatibility/2006" xmlns:aink="http://schemas.microsoft.com/office/drawing/2016/ink" xmlns:am3d="http://schemas.microsoft.com/office/drawing/2017/model3d" xmlns:o="urn:schemas-microsoft-com:office:office" xmlns:oel="http://schemas.microsoft.com/office/2019/extlst" xmlns:r="http://schemas.openxmlformats.org/officeDocument/2006/relationships" xmlns:m="http://schemas.openxmlformats.org/officeDocument/2006/math" xmlns:v="urn:schemas-microsoft-com:vml" xmlns:wp14="http://schemas.microsoft.com/office/word/2010/wordprocessingDrawing" xmlns:wp="http://schemas.openxmlformats.org/drawingml/2006/wordprocessingDrawing" xmlns:w10="urn:schemas-microsoft-com:office:word" xmlns:w="http://schemas.openxmlformats.org/wordprocessingml/2006/main" xmlns:w14="http://schemas.microsoft.com/office/word/2010/wordml" xmlns:w15="http://schemas.microsoft.com/office/word/2012/wordml" xmlns:w16cex="http://schemas.microsoft.com/office/word/2018/wordml/cex" xmlns:w16cid="http://schemas.microsoft.com/office/word/2016/wordml/cid" xmlns:w16="http://schemas.microsoft.com/office/word/2018/wordml" xmlns:w16du="http://schemas.microsoft.com/office/word/2023/wordml/word16du" xmlns:w16sdtdh="http://schemas.microsoft.com/office/word/2020/wordml/sdtdatahash" xmlns:w16sdtfl="http://schemas.microsoft.com/office/word/2024/wordml/sdtformatlock" xmlns:w16se="http://schemas.microsoft.com/office/word/2015/wordml/symex" xmlns:wpg="http://schemas.microsoft.com/office/word/2010/wordprocessingGroup" xmlns:wpi="http://schemas.microsoft.com/office/word/2010/wordprocessingInk" xmlns:wne="http://schemas.microsoft.com/office/word/2006/wordml" xmlns:wps="http://schemas.microsoft.com/office/word/2010/wordprocessingShape" mc:Ignorable="w14 w15 w16se w16cid w16 w16cex w16sdtdh w16sdtfl w16du wp14">
+  <w:p>
+    <w:pPr>
+      <w:pStyle w:val="Header"/>
+    </w:pPr>
+  </w:p>
+</w:hdr>
+</file>
+
+<file path=word/header3.xml><?xml version="1.0" encoding="utf-8"?>
+<w:hdr xmlns:wpc="http://schemas.microsoft.com/office/word/2010/wordprocessingCanvas" xmlns:cx="http://schemas.microsoft.com/office/drawing/2014/chartex" xmlns:cx1="http://schemas.microsoft.com/office/drawing/2015/9/8/chartex" xmlns:cx2="http://schemas.microsoft.com/office/drawing/2015/10/21/chartex" xmlns:cx3="http://schemas.microsoft.com/office/drawing/2016/5/9/chartex" xmlns:cx4="http://schemas.microsoft.com/office/drawing/2016/5/10/chartex" xmlns:cx5="http://schemas.microsoft.com/office/drawing/2016/5/11/chartex" xmlns:cx6="http://schemas.microsoft.com/office/drawing/2016/5/12/chartex" xmlns:cx7="http://schemas.microsoft.com/office/drawing/2016/5/13/chartex" xmlns:cx8="http://schemas.microsoft.com/office/drawing/2016/5/14/chartex" xmlns:mc="http://schemas.openxmlformats.org/markup-compatibility/2006" xmlns:aink="http://schemas.microsoft.com/office/drawing/2016/ink" xmlns:am3d="http://schemas.microsoft.com/office/drawing/2017/model3d" xmlns:o="urn:schemas-microsoft-com:office:office" xmlns:oel="http://schemas.microsoft.com/office/2019/extlst" xmlns:r="http://schemas.openxmlformats.org/officeDocument/2006/relationships" xmlns:m="http://schemas.openxmlformats.org/officeDocument/2006/math" xmlns:v="urn:schemas-microsoft-com:vml" xmlns:wp14="http://schemas.microsoft.com/office/word/2010/wordprocessingDrawing" xmlns:wp="http://schemas.openxmlformats.org/drawingml/2006/wordprocessingDrawing" xmlns:w10="urn:schemas-microsoft-com:office:word" xmlns:w="http://schemas.openxmlformats.org/wordprocessingml/2006/main" xmlns:w14="http://schemas.microsoft.com/office/word/2010/wordml" xmlns:w15="http://schemas.microsoft.com/office/word/2012/wordml" xmlns:w16cex="http://schemas.microsoft.com/office/word/2018/wordml/cex" xmlns:w16cid="http://schemas.microsoft.com/office/word/2016/wordml/cid" xmlns:w16="http://schemas.microsoft.com/office/word/2018/wordml" xmlns:w16du="http://schemas.microsoft.com/office/word/2023/wordml/word16du" xmlns:w16sdtdh="http://schemas.microsoft.com/office/word/2020/wordml/sdtdatahash" xmlns:w16sdtfl="http://schemas.microsoft.com/office/word/2024/wordml/sdtformatlock" xmlns:w16se="http://schemas.microsoft.com/office/word/2015/wordml/symex" xmlns:wpg="http://schemas.microsoft.com/office/word/2010/wordprocessingGroup" xmlns:wpi="http://schemas.microsoft.com/office/word/2010/wordprocessingInk" xmlns:wne="http://schemas.microsoft.com/office/word/2006/wordml" xmlns:wps="http://schemas.microsoft.com/office/word/2010/wordprocessingShape" mc:Ignorable="w14 w15 w16se w16cid w16 w16cex w16sdtdh w16sdtfl w16du wp14">
+  <w:p>
+    <w:pPr>
+      <w:pStyle w:val="Header"/>
+    </w:pPr>
+  </w:p>
+</w:hdr>
 </file>
 
 <file path=word/numbering.xml><?xml version="1.0" encoding="utf-8"?>
@@ -3393,6 +5534,7 @@
   <w:style w:type="character" w:default="1" w:styleId="DefaultParagraphFont">
     <w:name w:val="Default Paragraph Font"/>
     <w:uiPriority w:val="1"/>
+    <w:semiHidden/>
     <w:unhideWhenUsed/>
   </w:style>
   <w:style w:type="table" w:default="1" w:styleId="TableNormal">
@@ -3729,6 +5871,50 @@
       <w:shd w:val="clear" w:color="auto" w:fill="E1DFDD"/>
     </w:rPr>
   </w:style>
+  <w:style w:type="paragraph" w:styleId="Header">
+    <w:name w:val="header"/>
+    <w:basedOn w:val="Normal"/>
+    <w:link w:val="HeaderChar"/>
+    <w:uiPriority w:val="99"/>
+    <w:unhideWhenUsed/>
+    <w:rsid w:val="004D2590"/>
+    <w:pPr>
+      <w:tabs>
+        <w:tab w:val="center" w:pos="4513"/>
+        <w:tab w:val="right" w:pos="9026"/>
+      </w:tabs>
+      <w:spacing w:after="0" w:line="240" w:lineRule="auto"/>
+    </w:pPr>
+  </w:style>
+  <w:style w:type="character" w:customStyle="1" w:styleId="HeaderChar">
+    <w:name w:val="Header Char"/>
+    <w:basedOn w:val="DefaultParagraphFont"/>
+    <w:link w:val="Header"/>
+    <w:uiPriority w:val="99"/>
+    <w:rsid w:val="004D2590"/>
+  </w:style>
+  <w:style w:type="paragraph" w:styleId="Footer">
+    <w:name w:val="footer"/>
+    <w:basedOn w:val="Normal"/>
+    <w:link w:val="FooterChar"/>
+    <w:uiPriority w:val="99"/>
+    <w:unhideWhenUsed/>
+    <w:rsid w:val="004D2590"/>
+    <w:pPr>
+      <w:tabs>
+        <w:tab w:val="center" w:pos="4513"/>
+        <w:tab w:val="right" w:pos="9026"/>
+      </w:tabs>
+      <w:spacing w:after="0" w:line="240" w:lineRule="auto"/>
+    </w:pPr>
+  </w:style>
+  <w:style w:type="character" w:customStyle="1" w:styleId="FooterChar">
+    <w:name w:val="Footer Char"/>
+    <w:basedOn w:val="DefaultParagraphFont"/>
+    <w:link w:val="Footer"/>
+    <w:uiPriority w:val="99"/>
+    <w:rsid w:val="004D2590"/>
+  </w:style>
 </w:styles>
 </file>
 
